--- a/docs/bilan-cr.docx
+++ b/docs/bilan-cr.docx
@@ -6,6 +6,65 @@
       <w:pPr>
         <w:ind w:left="2268"/>
       </w:pPr>
+      <w:r>
+        <w:rPr>
+          <w:b/>
+          <w:noProof/>
+        </w:rPr>
+        <w:drawing>
+          <wp:anchor distT="0" distB="0" distL="0" distR="0" simplePos="0" relativeHeight="251669504" behindDoc="0" locked="0" layoutInCell="1" hidden="0" allowOverlap="1" wp14:anchorId="520596FC" wp14:editId="6B9D153B">
+            <wp:simplePos x="0" y="0"/>
+            <wp:positionH relativeFrom="margin">
+              <wp:posOffset>180340</wp:posOffset>
+            </wp:positionH>
+            <wp:positionV relativeFrom="margin">
+              <wp:posOffset>-309245</wp:posOffset>
+            </wp:positionV>
+            <wp:extent cx="859790" cy="859790"/>
+            <wp:effectExtent l="0" t="0" r="0" b="0"/>
+            <wp:wrapNone/>
+            <wp:docPr id="1596402673" name="image1.png" descr="Ville contour"/>
+            <wp:cNvGraphicFramePr/>
+            <a:graphic xmlns:a="http://schemas.openxmlformats.org/drawingml/2006/main">
+              <a:graphicData uri="http://schemas.openxmlformats.org/drawingml/2006/picture">
+                <pic:pic xmlns:pic="http://schemas.openxmlformats.org/drawingml/2006/picture">
+                  <pic:nvPicPr>
+                    <pic:cNvPr id="1596402673" name="image1.png" descr="Ville contour"/>
+                    <pic:cNvPicPr preferRelativeResize="0"/>
+                  </pic:nvPicPr>
+                  <pic:blipFill>
+                    <a:blip r:embed="rId9">
+                      <a:extLst>
+                        <a:ext uri="{96DAC541-7B7A-43D3-8B79-37D633B846F1}">
+                          <asvg:svgBlip xmlns:asvg="http://schemas.microsoft.com/office/drawing/2016/SVG/main" r:embed="rId10"/>
+                        </a:ext>
+                      </a:extLst>
+                    </a:blip>
+                    <a:stretch>
+                      <a:fillRect/>
+                    </a:stretch>
+                  </pic:blipFill>
+                  <pic:spPr>
+                    <a:xfrm>
+                      <a:off x="0" y="0"/>
+                      <a:ext cx="859790" cy="859790"/>
+                    </a:xfrm>
+                    <a:prstGeom prst="rect">
+                      <a:avLst/>
+                    </a:prstGeom>
+                  </pic:spPr>
+                </pic:pic>
+              </a:graphicData>
+            </a:graphic>
+            <wp14:sizeRelH relativeFrom="margin">
+              <wp14:pctWidth>0</wp14:pctWidth>
+            </wp14:sizeRelH>
+            <wp14:sizeRelV relativeFrom="margin">
+              <wp14:pctHeight>0</wp14:pctHeight>
+            </wp14:sizeRelV>
+          </wp:anchor>
+        </w:drawing>
+      </w:r>
       <w:r>
         <w:t>Destinataires :</w:t>
       </w:r>
@@ -74,7 +133,7 @@
                 <w:rFonts w:cs="Times New Roman"/>
                 <w:b/>
               </w:rPr>
-              <w:t>Geoffroy Gagliardi</w:t>
+              <w:t>Prénom NOM</w:t>
             </w:r>
           </w:p>
           <w:p>
@@ -95,7 +154,7 @@
                 <w:sz w:val="14"/>
                 <w:szCs w:val="14"/>
               </w:rPr>
-              <w:t xml:space="preserve">Neuropsychologue Jeunes Adultes, Adultes, </w:t>
+              <w:t>FONCTION</w:t>
             </w:r>
           </w:p>
           <w:p>
@@ -116,7 +175,7 @@
                 <w:sz w:val="14"/>
                 <w:szCs w:val="14"/>
               </w:rPr>
-              <w:t>Docteur en Neurosciences (PhD)</w:t>
+              <w:t>TITRE</w:t>
             </w:r>
           </w:p>
           <w:p>
@@ -135,7 +194,25 @@
                 <w:sz w:val="14"/>
                 <w:szCs w:val="14"/>
               </w:rPr>
-              <w:t xml:space="preserve">ADELI : 759351109 / RPPS : </w:t>
+              <w:t xml:space="preserve">ADELI : </w:t>
+            </w:r>
+            <w:r>
+              <w:rPr>
+                <w:rFonts w:cs="Times New Roman"/>
+                <w:i/>
+                <w:sz w:val="14"/>
+                <w:szCs w:val="14"/>
+              </w:rPr>
+              <w:t>##</w:t>
+            </w:r>
+            <w:r>
+              <w:rPr>
+                <w:rFonts w:cs="Times New Roman"/>
+                <w:i/>
+                <w:sz w:val="14"/>
+                <w:szCs w:val="14"/>
+              </w:rPr>
+              <w:t xml:space="preserve"> / RPPS : </w:t>
             </w:r>
             <w:r>
               <w:rPr>
@@ -146,7 +223,7 @@
                 <w:sz w:val="14"/>
                 <w:szCs w:val="14"/>
               </w:rPr>
-              <w:t>10008942962</w:t>
+              <w:t>##</w:t>
             </w:r>
           </w:p>
         </w:tc>
@@ -159,61 +236,6 @@
           <w:rFonts w:cs="Times New Roman"/>
         </w:rPr>
       </w:pPr>
-      <w:r>
-        <w:rPr>
-          <w:b/>
-          <w:noProof/>
-        </w:rPr>
-        <w:drawing>
-          <wp:anchor distT="0" distB="0" distL="0" distR="0" simplePos="0" relativeHeight="251669504" behindDoc="0" locked="0" layoutInCell="1" hidden="0" allowOverlap="1" wp14:anchorId="520596FC" wp14:editId="25B6134C">
-            <wp:simplePos x="0" y="0"/>
-            <wp:positionH relativeFrom="margin">
-              <wp:posOffset>-136525</wp:posOffset>
-            </wp:positionH>
-            <wp:positionV relativeFrom="margin">
-              <wp:posOffset>-311785</wp:posOffset>
-            </wp:positionV>
-            <wp:extent cx="1493520" cy="859790"/>
-            <wp:effectExtent l="0" t="0" r="5080" b="3810"/>
-            <wp:wrapNone/>
-            <wp:docPr id="1596402673" name="image1.png" descr="A logo with text on it&#10;&#10;Description automatically generated"/>
-            <wp:cNvGraphicFramePr/>
-            <a:graphic xmlns:a="http://schemas.openxmlformats.org/drawingml/2006/main">
-              <a:graphicData uri="http://schemas.openxmlformats.org/drawingml/2006/picture">
-                <pic:pic xmlns:pic="http://schemas.openxmlformats.org/drawingml/2006/picture">
-                  <pic:nvPicPr>
-                    <pic:cNvPr id="0" name="image1.png" descr="A logo with text on it&#10;&#10;Description automatically generated"/>
-                    <pic:cNvPicPr preferRelativeResize="0"/>
-                  </pic:nvPicPr>
-                  <pic:blipFill>
-                    <a:blip r:embed="rId9"/>
-                    <a:srcRect/>
-                    <a:stretch>
-                      <a:fillRect/>
-                    </a:stretch>
-                  </pic:blipFill>
-                  <pic:spPr>
-                    <a:xfrm>
-                      <a:off x="0" y="0"/>
-                      <a:ext cx="1493520" cy="859790"/>
-                    </a:xfrm>
-                    <a:prstGeom prst="rect">
-                      <a:avLst/>
-                    </a:prstGeom>
-                    <a:ln/>
-                  </pic:spPr>
-                </pic:pic>
-              </a:graphicData>
-            </a:graphic>
-            <wp14:sizeRelH relativeFrom="margin">
-              <wp14:pctWidth>0</wp14:pctWidth>
-            </wp14:sizeRelH>
-            <wp14:sizeRelV relativeFrom="margin">
-              <wp14:pctHeight>0</wp14:pctHeight>
-            </wp14:sizeRelV>
-          </wp:anchor>
-        </w:drawing>
-      </w:r>
       <w:r>
         <w:rPr>
           <w:b/>
@@ -260,7 +282,8 @@
                             <w:pPr>
                               <w:textDirection w:val="btLr"/>
                               <w:rPr>
-                                <w:rFonts w:ascii="Calibri" w:hAnsi="Calibri" w:cs="Calibri"/>
+                                <w:rFonts w:ascii="Calibri" w:eastAsia="Arial" w:hAnsi="Calibri" w:cs="Calibri"/>
+                                <w:sz w:val="14"/>
                               </w:rPr>
                             </w:pPr>
                             <w:r>
@@ -268,7 +291,7 @@
                                 <w:rFonts w:ascii="Calibri" w:eastAsia="Arial" w:hAnsi="Calibri" w:cs="Calibri"/>
                                 <w:sz w:val="14"/>
                               </w:rPr>
-                              <w:t xml:space="preserve">4, Villa Frédéric Mistral, </w:t>
+                              <w:t xml:space="preserve">Votre LOGO au-dessus. </w:t>
                             </w:r>
                           </w:p>
                           <w:p>
@@ -283,93 +306,8 @@
                                 <w:rFonts w:ascii="Calibri" w:eastAsia="Arial" w:hAnsi="Calibri" w:cs="Calibri"/>
                                 <w:sz w:val="14"/>
                               </w:rPr>
-                              <w:t>75015 PARIS</w:t>
+                              <w:t>Adresse de Votre Compagnie ICI</w:t>
                             </w:r>
-                          </w:p>
-                          <w:p>
-                            <w:pPr>
-                              <w:textDirection w:val="btLr"/>
-                              <w:rPr>
-                                <w:rFonts w:ascii="Calibri" w:hAnsi="Calibri" w:cs="Calibri"/>
-                              </w:rPr>
-                            </w:pPr>
-                            <w:r>
-                              <w:rPr>
-                                <w:rFonts w:ascii="Calibri" w:eastAsia="Arial" w:hAnsi="Calibri" w:cs="Calibri"/>
-                                <w:sz w:val="14"/>
-                              </w:rPr>
-                              <w:t>Tel : 01.45.41.39.57</w:t>
-                            </w:r>
-                          </w:p>
-                          <w:p>
-                            <w:pPr>
-                              <w:textDirection w:val="btLr"/>
-                              <w:rPr>
-                                <w:rFonts w:ascii="Calibri" w:hAnsi="Calibri" w:cs="Calibri"/>
-                              </w:rPr>
-                            </w:pPr>
-                            <w:proofErr w:type="gramStart"/>
-                            <w:r>
-                              <w:rPr>
-                                <w:rFonts w:ascii="Calibri" w:eastAsia="Arial" w:hAnsi="Calibri" w:cs="Calibri"/>
-                                <w:sz w:val="14"/>
-                              </w:rPr>
-                              <w:t>Email</w:t>
-                            </w:r>
-                            <w:proofErr w:type="gramEnd"/>
-                            <w:r>
-                              <w:rPr>
-                                <w:rFonts w:ascii="Calibri" w:eastAsia="Arial" w:hAnsi="Calibri" w:cs="Calibri"/>
-                                <w:sz w:val="14"/>
-                              </w:rPr>
-                              <w:t xml:space="preserve"> : rdv@asso-alois.fr</w:t>
-                            </w:r>
-                          </w:p>
-                          <w:p>
-                            <w:pPr>
-                              <w:textDirection w:val="btLr"/>
-                              <w:rPr>
-                                <w:rFonts w:ascii="Calibri" w:hAnsi="Calibri" w:cs="Calibri"/>
-                              </w:rPr>
-                            </w:pPr>
-                            <w:r>
-                              <w:rPr>
-                                <w:rFonts w:ascii="Calibri" w:eastAsia="Arial" w:hAnsi="Calibri" w:cs="Calibri"/>
-                                <w:sz w:val="14"/>
-                              </w:rPr>
-                              <w:t>Site : www.asso-alois.fr</w:t>
-                            </w:r>
-                          </w:p>
-                          <w:p>
-                            <w:pPr>
-                              <w:textDirection w:val="btLr"/>
-                              <w:rPr>
-                                <w:rFonts w:ascii="Calibri" w:hAnsi="Calibri" w:cs="Calibri"/>
-                              </w:rPr>
-                            </w:pPr>
-                          </w:p>
-                          <w:p>
-                            <w:pPr>
-                              <w:textDirection w:val="btLr"/>
-                              <w:rPr>
-                                <w:rFonts w:ascii="Calibri" w:hAnsi="Calibri" w:cs="Calibri"/>
-                              </w:rPr>
-                            </w:pPr>
-                            <w:r>
-                              <w:rPr>
-                                <w:rFonts w:ascii="Calibri" w:eastAsia="Arial" w:hAnsi="Calibri" w:cs="Calibri"/>
-                                <w:sz w:val="14"/>
-                              </w:rPr>
-                              <w:t>SIRET 483 884 623 00024</w:t>
-                            </w:r>
-                          </w:p>
-                          <w:p>
-                            <w:pPr>
-                              <w:textDirection w:val="btLr"/>
-                              <w:rPr>
-                                <w:rFonts w:ascii="Calibri" w:hAnsi="Calibri" w:cs="Calibri"/>
-                              </w:rPr>
-                            </w:pPr>
                           </w:p>
                         </w:txbxContent>
                       </wps:txbx>
@@ -397,7 +335,8 @@
                       <w:pPr>
                         <w:textDirection w:val="btLr"/>
                         <w:rPr>
-                          <w:rFonts w:ascii="Calibri" w:hAnsi="Calibri" w:cs="Calibri"/>
+                          <w:rFonts w:ascii="Calibri" w:eastAsia="Arial" w:hAnsi="Calibri" w:cs="Calibri"/>
+                          <w:sz w:val="14"/>
                         </w:rPr>
                       </w:pPr>
                       <w:r>
@@ -405,7 +344,7 @@
                           <w:rFonts w:ascii="Calibri" w:eastAsia="Arial" w:hAnsi="Calibri" w:cs="Calibri"/>
                           <w:sz w:val="14"/>
                         </w:rPr>
-                        <w:t xml:space="preserve">4, Villa Frédéric Mistral, </w:t>
+                        <w:t xml:space="preserve">Votre LOGO au-dessus. </w:t>
                       </w:r>
                     </w:p>
                     <w:p>
@@ -420,93 +359,8 @@
                           <w:rFonts w:ascii="Calibri" w:eastAsia="Arial" w:hAnsi="Calibri" w:cs="Calibri"/>
                           <w:sz w:val="14"/>
                         </w:rPr>
-                        <w:t>75015 PARIS</w:t>
+                        <w:t>Adresse de Votre Compagnie ICI</w:t>
                       </w:r>
-                    </w:p>
-                    <w:p>
-                      <w:pPr>
-                        <w:textDirection w:val="btLr"/>
-                        <w:rPr>
-                          <w:rFonts w:ascii="Calibri" w:hAnsi="Calibri" w:cs="Calibri"/>
-                        </w:rPr>
-                      </w:pPr>
-                      <w:r>
-                        <w:rPr>
-                          <w:rFonts w:ascii="Calibri" w:eastAsia="Arial" w:hAnsi="Calibri" w:cs="Calibri"/>
-                          <w:sz w:val="14"/>
-                        </w:rPr>
-                        <w:t>Tel : 01.45.41.39.57</w:t>
-                      </w:r>
-                    </w:p>
-                    <w:p>
-                      <w:pPr>
-                        <w:textDirection w:val="btLr"/>
-                        <w:rPr>
-                          <w:rFonts w:ascii="Calibri" w:hAnsi="Calibri" w:cs="Calibri"/>
-                        </w:rPr>
-                      </w:pPr>
-                      <w:proofErr w:type="gramStart"/>
-                      <w:r>
-                        <w:rPr>
-                          <w:rFonts w:ascii="Calibri" w:eastAsia="Arial" w:hAnsi="Calibri" w:cs="Calibri"/>
-                          <w:sz w:val="14"/>
-                        </w:rPr>
-                        <w:t>Email</w:t>
-                      </w:r>
-                      <w:proofErr w:type="gramEnd"/>
-                      <w:r>
-                        <w:rPr>
-                          <w:rFonts w:ascii="Calibri" w:eastAsia="Arial" w:hAnsi="Calibri" w:cs="Calibri"/>
-                          <w:sz w:val="14"/>
-                        </w:rPr>
-                        <w:t xml:space="preserve"> : rdv@asso-alois.fr</w:t>
-                      </w:r>
-                    </w:p>
-                    <w:p>
-                      <w:pPr>
-                        <w:textDirection w:val="btLr"/>
-                        <w:rPr>
-                          <w:rFonts w:ascii="Calibri" w:hAnsi="Calibri" w:cs="Calibri"/>
-                        </w:rPr>
-                      </w:pPr>
-                      <w:r>
-                        <w:rPr>
-                          <w:rFonts w:ascii="Calibri" w:eastAsia="Arial" w:hAnsi="Calibri" w:cs="Calibri"/>
-                          <w:sz w:val="14"/>
-                        </w:rPr>
-                        <w:t>Site : www.asso-alois.fr</w:t>
-                      </w:r>
-                    </w:p>
-                    <w:p>
-                      <w:pPr>
-                        <w:textDirection w:val="btLr"/>
-                        <w:rPr>
-                          <w:rFonts w:ascii="Calibri" w:hAnsi="Calibri" w:cs="Calibri"/>
-                        </w:rPr>
-                      </w:pPr>
-                    </w:p>
-                    <w:p>
-                      <w:pPr>
-                        <w:textDirection w:val="btLr"/>
-                        <w:rPr>
-                          <w:rFonts w:ascii="Calibri" w:hAnsi="Calibri" w:cs="Calibri"/>
-                        </w:rPr>
-                      </w:pPr>
-                      <w:r>
-                        <w:rPr>
-                          <w:rFonts w:ascii="Calibri" w:eastAsia="Arial" w:hAnsi="Calibri" w:cs="Calibri"/>
-                          <w:sz w:val="14"/>
-                        </w:rPr>
-                        <w:t>SIRET 483 884 623 00024</w:t>
-                      </w:r>
-                    </w:p>
-                    <w:p>
-                      <w:pPr>
-                        <w:textDirection w:val="btLr"/>
-                        <w:rPr>
-                          <w:rFonts w:ascii="Calibri" w:hAnsi="Calibri" w:cs="Calibri"/>
-                        </w:rPr>
-                      </w:pPr>
                     </w:p>
                   </w:txbxContent>
                 </v:textbox>
@@ -1128,7 +982,16 @@
                                 <w:sz w:val="13"/>
                                 <w:szCs w:val="16"/>
                               </w:rPr>
-                              <w:t xml:space="preserve">Bertrand Schoentgen </w:t>
+                              <w:t>NOM Prénom</w:t>
+                            </w:r>
+                            <w:r>
+                              <w:rPr>
+                                <w:rFonts w:ascii="Arial" w:eastAsia="Arial" w:hAnsi="Arial"/>
+                                <w:b/>
+                                <w:sz w:val="13"/>
+                                <w:szCs w:val="16"/>
+                              </w:rPr>
+                              <w:t xml:space="preserve"> </w:t>
                             </w:r>
                           </w:p>
                           <w:p>
@@ -1146,25 +1009,7 @@
                                 <w:sz w:val="11"/>
                                 <w:szCs w:val="16"/>
                               </w:rPr>
-                              <w:t xml:space="preserve">Directeur Général </w:t>
-                            </w:r>
-                          </w:p>
-                          <w:p>
-                            <w:pPr>
-                              <w:spacing w:before="0" w:line="360" w:lineRule="auto"/>
-                              <w:textDirection w:val="btLr"/>
-                              <w:rPr>
-                                <w:sz w:val="16"/>
-                                <w:szCs w:val="16"/>
-                              </w:rPr>
-                            </w:pPr>
-                            <w:r>
-                              <w:rPr>
-                                <w:rFonts w:ascii="Arial" w:eastAsia="Arial" w:hAnsi="Arial"/>
-                                <w:sz w:val="11"/>
-                                <w:szCs w:val="16"/>
-                              </w:rPr>
-                              <w:t>Dr. en Neuropsychologie PhD, Paris</w:t>
+                              <w:t>POSTE</w:t>
                             </w:r>
                           </w:p>
                           <w:p>
@@ -1183,7 +1028,16 @@
                                 <w:sz w:val="13"/>
                                 <w:szCs w:val="16"/>
                               </w:rPr>
-                              <w:t>Laura Martelli</w:t>
+                              <w:t>NOM Prénom</w:t>
+                            </w:r>
+                            <w:r>
+                              <w:rPr>
+                                <w:rFonts w:ascii="Arial" w:eastAsia="Arial" w:hAnsi="Arial"/>
+                                <w:b/>
+                                <w:sz w:val="13"/>
+                                <w:szCs w:val="16"/>
+                              </w:rPr>
+                              <w:t xml:space="preserve"> </w:t>
                             </w:r>
                           </w:p>
                           <w:p>
@@ -1191,7 +1045,8 @@
                               <w:spacing w:before="0" w:line="360" w:lineRule="auto"/>
                               <w:textDirection w:val="btLr"/>
                               <w:rPr>
-                                <w:sz w:val="16"/>
+                                <w:rFonts w:ascii="Arial" w:eastAsia="Arial" w:hAnsi="Arial"/>
+                                <w:sz w:val="11"/>
                                 <w:szCs w:val="16"/>
                               </w:rPr>
                             </w:pPr>
@@ -1201,7 +1056,7 @@
                                 <w:sz w:val="11"/>
                                 <w:szCs w:val="16"/>
                               </w:rPr>
-                              <w:t>Secrétaire Générale</w:t>
+                              <w:t>POSTE</w:t>
                             </w:r>
                           </w:p>
                           <w:p>
@@ -1220,7 +1075,16 @@
                                 <w:sz w:val="13"/>
                                 <w:szCs w:val="16"/>
                               </w:rPr>
-                              <w:t>Gaëlle Pierre-Gabriel</w:t>
+                              <w:t>NOM Prénom</w:t>
+                            </w:r>
+                            <w:r>
+                              <w:rPr>
+                                <w:rFonts w:ascii="Arial" w:eastAsia="Arial" w:hAnsi="Arial"/>
+                                <w:b/>
+                                <w:sz w:val="13"/>
+                                <w:szCs w:val="16"/>
+                              </w:rPr>
+                              <w:t xml:space="preserve"> </w:t>
                             </w:r>
                           </w:p>
                           <w:p>
@@ -1228,8 +1092,7 @@
                               <w:spacing w:before="0" w:line="360" w:lineRule="auto"/>
                               <w:textDirection w:val="btLr"/>
                               <w:rPr>
-                                <w:rFonts w:ascii="Arial" w:eastAsia="Arial" w:hAnsi="Arial"/>
-                                <w:sz w:val="11"/>
+                                <w:sz w:val="16"/>
                                 <w:szCs w:val="16"/>
                               </w:rPr>
                             </w:pPr>
@@ -1239,7 +1102,7 @@
                                 <w:sz w:val="11"/>
                                 <w:szCs w:val="16"/>
                               </w:rPr>
-                              <w:t>Office manager - Assistante de direction</w:t>
+                              <w:t>POSTE</w:t>
                             </w:r>
                           </w:p>
                           <w:p>
@@ -1287,7 +1150,16 @@
                                 <w:sz w:val="13"/>
                                 <w:szCs w:val="16"/>
                               </w:rPr>
-                              <w:t xml:space="preserve">Geoffroy Gagliardi </w:t>
+                              <w:t>NOM Prénom</w:t>
+                            </w:r>
+                            <w:r>
+                              <w:rPr>
+                                <w:rFonts w:ascii="Arial" w:eastAsia="Arial" w:hAnsi="Arial"/>
+                                <w:b/>
+                                <w:sz w:val="13"/>
+                                <w:szCs w:val="16"/>
+                              </w:rPr>
+                              <w:t xml:space="preserve"> </w:t>
                             </w:r>
                           </w:p>
                           <w:p>
@@ -1305,737 +1177,7 @@
                                 <w:sz w:val="11"/>
                                 <w:szCs w:val="16"/>
                               </w:rPr>
-                              <w:t>Responsable Recherche &amp; Développement </w:t>
-                            </w:r>
-                          </w:p>
-                          <w:p>
-                            <w:pPr>
-                              <w:spacing w:before="0" w:line="360" w:lineRule="auto"/>
-                              <w:textDirection w:val="btLr"/>
-                              <w:rPr>
-                                <w:sz w:val="16"/>
-                                <w:szCs w:val="16"/>
-                              </w:rPr>
-                            </w:pPr>
-                            <w:r>
-                              <w:rPr>
-                                <w:rFonts w:ascii="Arial" w:eastAsia="Arial" w:hAnsi="Arial"/>
-                                <w:sz w:val="11"/>
-                                <w:szCs w:val="16"/>
-                              </w:rPr>
-                              <w:t xml:space="preserve">Responsable pôle Clinique - Adultes </w:t>
-                            </w:r>
-                          </w:p>
-                          <w:p>
-                            <w:pPr>
-                              <w:spacing w:before="0" w:line="360" w:lineRule="auto"/>
-                              <w:textDirection w:val="btLr"/>
-                              <w:rPr>
-                                <w:sz w:val="16"/>
-                                <w:szCs w:val="16"/>
-                              </w:rPr>
-                            </w:pPr>
-                            <w:r>
-                              <w:rPr>
-                                <w:rFonts w:ascii="Arial" w:eastAsia="Arial" w:hAnsi="Arial"/>
-                                <w:sz w:val="11"/>
-                                <w:szCs w:val="16"/>
-                              </w:rPr>
-                              <w:t>Docteur en Neurosciences Cognitives (PhD)</w:t>
-                            </w:r>
-                          </w:p>
-                          <w:p>
-                            <w:pPr>
-                              <w:spacing w:before="0" w:line="360" w:lineRule="auto"/>
-                              <w:textDirection w:val="btLr"/>
-                              <w:rPr>
-                                <w:sz w:val="16"/>
-                                <w:szCs w:val="16"/>
-                              </w:rPr>
-                            </w:pPr>
-                            <w:r>
-                              <w:rPr>
-                                <w:rFonts w:ascii="Arial" w:eastAsia="Arial" w:hAnsi="Arial"/>
-                                <w:sz w:val="11"/>
-                                <w:szCs w:val="16"/>
-                              </w:rPr>
-                              <w:t>Jeunes adultes et adultes, Paris</w:t>
-                            </w:r>
-                          </w:p>
-                          <w:p>
-                            <w:pPr>
-                              <w:spacing w:before="0" w:line="360" w:lineRule="auto"/>
-                              <w:textDirection w:val="btLr"/>
-                              <w:rPr>
-                                <w:sz w:val="16"/>
-                                <w:szCs w:val="16"/>
-                              </w:rPr>
-                            </w:pPr>
-                            <w:r>
-                              <w:rPr>
-                                <w:rFonts w:ascii="Arial" w:eastAsia="Arial" w:hAnsi="Arial"/>
-                                <w:b/>
-                                <w:sz w:val="13"/>
-                                <w:szCs w:val="16"/>
-                              </w:rPr>
-                              <w:t>Edmée Chatin</w:t>
-                            </w:r>
-                          </w:p>
-                          <w:p>
-                            <w:pPr>
-                              <w:spacing w:before="0" w:line="360" w:lineRule="auto"/>
-                              <w:textDirection w:val="btLr"/>
-                              <w:rPr>
-                                <w:sz w:val="16"/>
-                                <w:szCs w:val="16"/>
-                              </w:rPr>
-                            </w:pPr>
-                            <w:r>
-                              <w:rPr>
-                                <w:rFonts w:ascii="Arial" w:eastAsia="Arial" w:hAnsi="Arial"/>
-                                <w:sz w:val="11"/>
-                                <w:szCs w:val="16"/>
-                              </w:rPr>
-                              <w:t xml:space="preserve">Responsable pôle Clinique - Enfants </w:t>
-                            </w:r>
-                          </w:p>
-                          <w:p>
-                            <w:pPr>
-                              <w:spacing w:before="0" w:line="360" w:lineRule="auto"/>
-                              <w:textDirection w:val="btLr"/>
-                              <w:rPr>
-                                <w:sz w:val="16"/>
-                                <w:szCs w:val="16"/>
-                              </w:rPr>
-                            </w:pPr>
-                            <w:r>
-                              <w:rPr>
-                                <w:rFonts w:ascii="Arial" w:eastAsia="Arial" w:hAnsi="Arial"/>
-                                <w:sz w:val="11"/>
-                                <w:szCs w:val="16"/>
-                              </w:rPr>
-                              <w:t>Neuropsychologue</w:t>
-                            </w:r>
-                          </w:p>
-                          <w:p>
-                            <w:pPr>
-                              <w:spacing w:before="0" w:line="360" w:lineRule="auto"/>
-                              <w:textDirection w:val="btLr"/>
-                              <w:rPr>
-                                <w:sz w:val="16"/>
-                                <w:szCs w:val="16"/>
-                              </w:rPr>
-                            </w:pPr>
-                            <w:r>
-                              <w:rPr>
-                                <w:rFonts w:ascii="Arial" w:eastAsia="Arial" w:hAnsi="Arial"/>
-                                <w:sz w:val="11"/>
-                                <w:szCs w:val="16"/>
-                              </w:rPr>
-                              <w:t>Enfants et jeunes adultes, Paris</w:t>
-                            </w:r>
-                          </w:p>
-                          <w:p>
-                            <w:pPr>
-                              <w:spacing w:before="0" w:line="360" w:lineRule="auto"/>
-                              <w:textDirection w:val="btLr"/>
-                              <w:rPr>
-                                <w:sz w:val="16"/>
-                                <w:szCs w:val="16"/>
-                              </w:rPr>
-                            </w:pPr>
-                            <w:r>
-                              <w:rPr>
-                                <w:rFonts w:ascii="Arial" w:eastAsia="Arial" w:hAnsi="Arial"/>
-                                <w:b/>
-                                <w:sz w:val="13"/>
-                                <w:szCs w:val="16"/>
-                              </w:rPr>
-                              <w:t>Géraldine Lebrun Guillaud</w:t>
-                            </w:r>
-                          </w:p>
-                          <w:p>
-                            <w:pPr>
-                              <w:spacing w:before="0" w:line="360" w:lineRule="auto"/>
-                              <w:textDirection w:val="btLr"/>
-                              <w:rPr>
-                                <w:sz w:val="16"/>
-                                <w:szCs w:val="16"/>
-                              </w:rPr>
-                            </w:pPr>
-                            <w:r>
-                              <w:rPr>
-                                <w:rFonts w:ascii="Arial" w:eastAsia="Arial" w:hAnsi="Arial"/>
-                                <w:sz w:val="11"/>
-                                <w:szCs w:val="16"/>
-                              </w:rPr>
-                              <w:t>Dr. en Neuropsychologie PhD</w:t>
-                            </w:r>
-                          </w:p>
-                          <w:p>
-                            <w:pPr>
-                              <w:spacing w:before="0" w:line="360" w:lineRule="auto"/>
-                              <w:textDirection w:val="btLr"/>
-                              <w:rPr>
-                                <w:sz w:val="16"/>
-                                <w:szCs w:val="16"/>
-                              </w:rPr>
-                            </w:pPr>
-                            <w:r>
-                              <w:rPr>
-                                <w:rFonts w:ascii="Arial" w:eastAsia="Arial" w:hAnsi="Arial"/>
-                                <w:sz w:val="11"/>
-                                <w:szCs w:val="16"/>
-                              </w:rPr>
-                              <w:t>Enfants, jeunes adultes et adultes, Lyon</w:t>
-                            </w:r>
-                          </w:p>
-                          <w:p>
-                            <w:pPr>
-                              <w:spacing w:before="0" w:line="360" w:lineRule="auto"/>
-                              <w:textDirection w:val="btLr"/>
-                              <w:rPr>
-                                <w:sz w:val="16"/>
-                                <w:szCs w:val="16"/>
-                              </w:rPr>
-                            </w:pPr>
-                            <w:r>
-                              <w:rPr>
-                                <w:rFonts w:ascii="Arial" w:eastAsia="Arial" w:hAnsi="Arial"/>
-                                <w:sz w:val="11"/>
-                                <w:szCs w:val="16"/>
-                              </w:rPr>
-                              <w:t>Coordinatrice projets</w:t>
-                            </w:r>
-                          </w:p>
-                          <w:p>
-                            <w:pPr>
-                              <w:spacing w:before="0" w:line="360" w:lineRule="auto"/>
-                              <w:textDirection w:val="btLr"/>
-                              <w:rPr>
-                                <w:sz w:val="16"/>
-                                <w:szCs w:val="16"/>
-                              </w:rPr>
-                            </w:pPr>
-                            <w:r>
-                              <w:rPr>
-                                <w:rFonts w:ascii="Arial" w:eastAsia="Arial" w:hAnsi="Arial"/>
-                                <w:b/>
-                                <w:sz w:val="13"/>
-                                <w:szCs w:val="16"/>
-                              </w:rPr>
-                              <w:t>Apolline Blanchard</w:t>
-                            </w:r>
-                          </w:p>
-                          <w:p>
-                            <w:pPr>
-                              <w:spacing w:before="0" w:line="360" w:lineRule="auto"/>
-                              <w:textDirection w:val="btLr"/>
-                              <w:rPr>
-                                <w:sz w:val="16"/>
-                                <w:szCs w:val="16"/>
-                              </w:rPr>
-                            </w:pPr>
-                            <w:r>
-                              <w:rPr>
-                                <w:rFonts w:ascii="Arial" w:eastAsia="Arial" w:hAnsi="Arial"/>
-                                <w:sz w:val="11"/>
-                                <w:szCs w:val="16"/>
-                              </w:rPr>
-                              <w:t>Neuropsychologue</w:t>
-                            </w:r>
-                          </w:p>
-                          <w:p>
-                            <w:pPr>
-                              <w:spacing w:before="0" w:line="360" w:lineRule="auto"/>
-                              <w:textDirection w:val="btLr"/>
-                              <w:rPr>
-                                <w:sz w:val="16"/>
-                                <w:szCs w:val="16"/>
-                              </w:rPr>
-                            </w:pPr>
-                            <w:r>
-                              <w:rPr>
-                                <w:rFonts w:ascii="Arial" w:eastAsia="Arial" w:hAnsi="Arial"/>
-                                <w:sz w:val="11"/>
-                                <w:szCs w:val="16"/>
-                              </w:rPr>
-                              <w:t xml:space="preserve">Jeunes adultes et </w:t>
-                            </w:r>
-                            <w:proofErr w:type="spellStart"/>
-                            <w:proofErr w:type="gramStart"/>
-                            <w:r>
-                              <w:rPr>
-                                <w:rFonts w:ascii="Arial" w:eastAsia="Arial" w:hAnsi="Arial"/>
-                                <w:sz w:val="11"/>
-                                <w:szCs w:val="16"/>
-                              </w:rPr>
-                              <w:t>adultes,Paris</w:t>
-                            </w:r>
-                            <w:proofErr w:type="spellEnd"/>
-                            <w:proofErr w:type="gramEnd"/>
-                          </w:p>
-                          <w:p>
-                            <w:pPr>
-                              <w:spacing w:before="0" w:line="360" w:lineRule="auto"/>
-                              <w:textDirection w:val="btLr"/>
-                              <w:rPr>
-                                <w:sz w:val="16"/>
-                                <w:szCs w:val="16"/>
-                              </w:rPr>
-                            </w:pPr>
-                            <w:r>
-                              <w:rPr>
-                                <w:rFonts w:ascii="Arial" w:eastAsia="Arial" w:hAnsi="Arial"/>
-                                <w:sz w:val="11"/>
-                                <w:szCs w:val="16"/>
-                              </w:rPr>
-                              <w:t>Coordinatrice à Paris du projet PASSCOG</w:t>
-                            </w:r>
-                          </w:p>
-                          <w:p>
-                            <w:pPr>
-                              <w:spacing w:before="0" w:line="360" w:lineRule="auto"/>
-                              <w:textDirection w:val="btLr"/>
-                              <w:rPr>
-                                <w:sz w:val="16"/>
-                                <w:szCs w:val="16"/>
-                              </w:rPr>
-                            </w:pPr>
-                            <w:r>
-                              <w:rPr>
-                                <w:rFonts w:ascii="Arial" w:eastAsia="Arial" w:hAnsi="Arial"/>
-                                <w:b/>
-                                <w:sz w:val="13"/>
-                                <w:szCs w:val="16"/>
-                              </w:rPr>
-                              <w:t>Mélissa Bechara</w:t>
-                            </w:r>
-                          </w:p>
-                          <w:p>
-                            <w:pPr>
-                              <w:spacing w:before="0" w:line="360" w:lineRule="auto"/>
-                              <w:textDirection w:val="btLr"/>
-                              <w:rPr>
-                                <w:sz w:val="16"/>
-                                <w:szCs w:val="16"/>
-                              </w:rPr>
-                            </w:pPr>
-                            <w:r>
-                              <w:rPr>
-                                <w:rFonts w:ascii="Arial" w:eastAsia="Arial" w:hAnsi="Arial"/>
-                                <w:sz w:val="11"/>
-                                <w:szCs w:val="16"/>
-                              </w:rPr>
-                              <w:t>Neuropsychologue</w:t>
-                            </w:r>
-                          </w:p>
-                          <w:p>
-                            <w:pPr>
-                              <w:spacing w:before="0" w:line="360" w:lineRule="auto"/>
-                              <w:textDirection w:val="btLr"/>
-                              <w:rPr>
-                                <w:sz w:val="16"/>
-                                <w:szCs w:val="16"/>
-                              </w:rPr>
-                            </w:pPr>
-                            <w:r>
-                              <w:rPr>
-                                <w:rFonts w:ascii="Arial" w:eastAsia="Arial" w:hAnsi="Arial"/>
-                                <w:sz w:val="11"/>
-                                <w:szCs w:val="16"/>
-                              </w:rPr>
-                              <w:t>Enfants et jeunes adultes, Paris</w:t>
-                            </w:r>
-                          </w:p>
-                          <w:p>
-                            <w:pPr>
-                              <w:spacing w:before="0" w:line="360" w:lineRule="auto"/>
-                              <w:textDirection w:val="btLr"/>
-                              <w:rPr>
-                                <w:sz w:val="16"/>
-                                <w:szCs w:val="16"/>
-                              </w:rPr>
-                            </w:pPr>
-                            <w:r>
-                              <w:rPr>
-                                <w:rFonts w:ascii="Arial" w:eastAsia="Arial" w:hAnsi="Arial"/>
-                                <w:b/>
-                                <w:sz w:val="13"/>
-                                <w:szCs w:val="16"/>
-                              </w:rPr>
-                              <w:t>Jeanne Eygasier </w:t>
-                            </w:r>
-                          </w:p>
-                          <w:p>
-                            <w:pPr>
-                              <w:spacing w:before="0" w:line="360" w:lineRule="auto"/>
-                              <w:textDirection w:val="btLr"/>
-                              <w:rPr>
-                                <w:sz w:val="16"/>
-                                <w:szCs w:val="16"/>
-                              </w:rPr>
-                            </w:pPr>
-                            <w:r>
-                              <w:rPr>
-                                <w:rFonts w:ascii="Arial" w:eastAsia="Arial" w:hAnsi="Arial"/>
-                                <w:sz w:val="11"/>
-                                <w:szCs w:val="16"/>
-                              </w:rPr>
-                              <w:t>Neuropsychologue</w:t>
-                            </w:r>
-                          </w:p>
-                          <w:p>
-                            <w:pPr>
-                              <w:spacing w:before="0" w:line="360" w:lineRule="auto"/>
-                              <w:textDirection w:val="btLr"/>
-                              <w:rPr>
-                                <w:sz w:val="16"/>
-                                <w:szCs w:val="16"/>
-                              </w:rPr>
-                            </w:pPr>
-                            <w:r>
-                              <w:rPr>
-                                <w:rFonts w:ascii="Arial" w:eastAsia="Arial" w:hAnsi="Arial"/>
-                                <w:sz w:val="11"/>
-                                <w:szCs w:val="16"/>
-                              </w:rPr>
-                              <w:t>Adultes, Paris</w:t>
-                            </w:r>
-                          </w:p>
-                          <w:p>
-                            <w:pPr>
-                              <w:spacing w:before="0" w:line="360" w:lineRule="auto"/>
-                              <w:textDirection w:val="btLr"/>
-                              <w:rPr>
-                                <w:sz w:val="16"/>
-                                <w:szCs w:val="16"/>
-                              </w:rPr>
-                            </w:pPr>
-                            <w:r>
-                              <w:rPr>
-                                <w:rFonts w:ascii="Arial" w:eastAsia="Arial" w:hAnsi="Arial"/>
-                                <w:b/>
-                                <w:sz w:val="13"/>
-                                <w:szCs w:val="16"/>
-                              </w:rPr>
-                              <w:t xml:space="preserve">Laure Vinot Préfontaine </w:t>
-                            </w:r>
-                          </w:p>
-                          <w:p>
-                            <w:pPr>
-                              <w:spacing w:before="0" w:line="360" w:lineRule="auto"/>
-                              <w:textDirection w:val="btLr"/>
-                              <w:rPr>
-                                <w:sz w:val="16"/>
-                                <w:szCs w:val="16"/>
-                              </w:rPr>
-                            </w:pPr>
-                            <w:r>
-                              <w:rPr>
-                                <w:rFonts w:ascii="Arial" w:eastAsia="Arial" w:hAnsi="Arial"/>
-                                <w:sz w:val="11"/>
-                                <w:szCs w:val="16"/>
-                              </w:rPr>
-                              <w:t>Neuropsychologue</w:t>
-                            </w:r>
-                          </w:p>
-                          <w:p>
-                            <w:pPr>
-                              <w:spacing w:before="0" w:line="360" w:lineRule="auto"/>
-                              <w:textDirection w:val="btLr"/>
-                              <w:rPr>
-                                <w:sz w:val="16"/>
-                                <w:szCs w:val="16"/>
-                              </w:rPr>
-                            </w:pPr>
-                            <w:r>
-                              <w:rPr>
-                                <w:rFonts w:ascii="Arial" w:eastAsia="Arial" w:hAnsi="Arial"/>
-                                <w:sz w:val="11"/>
-                                <w:szCs w:val="16"/>
-                              </w:rPr>
-                              <w:t xml:space="preserve">Enfants et jeunes </w:t>
-                            </w:r>
-                            <w:proofErr w:type="spellStart"/>
-                            <w:proofErr w:type="gramStart"/>
-                            <w:r>
-                              <w:rPr>
-                                <w:rFonts w:ascii="Arial" w:eastAsia="Arial" w:hAnsi="Arial"/>
-                                <w:sz w:val="11"/>
-                                <w:szCs w:val="16"/>
-                              </w:rPr>
-                              <w:t>adultes,Paris</w:t>
-                            </w:r>
-                            <w:proofErr w:type="spellEnd"/>
-                            <w:proofErr w:type="gramEnd"/>
-                          </w:p>
-                          <w:p>
-                            <w:pPr>
-                              <w:spacing w:before="0" w:line="360" w:lineRule="auto"/>
-                              <w:textDirection w:val="btLr"/>
-                              <w:rPr>
-                                <w:sz w:val="16"/>
-                                <w:szCs w:val="16"/>
-                              </w:rPr>
-                            </w:pPr>
-                            <w:r>
-                              <w:rPr>
-                                <w:rFonts w:ascii="Arial" w:eastAsia="Arial" w:hAnsi="Arial"/>
-                                <w:sz w:val="11"/>
-                                <w:szCs w:val="16"/>
-                              </w:rPr>
-                              <w:t>Coordinatrice transversale - PCO Paris</w:t>
-                            </w:r>
-                          </w:p>
-                          <w:p>
-                            <w:pPr>
-                              <w:spacing w:before="0" w:line="360" w:lineRule="auto"/>
-                              <w:textDirection w:val="btLr"/>
-                              <w:rPr>
-                                <w:sz w:val="16"/>
-                                <w:szCs w:val="16"/>
-                              </w:rPr>
-                            </w:pPr>
-                            <w:r>
-                              <w:rPr>
-                                <w:rFonts w:ascii="Arial" w:eastAsia="Arial" w:hAnsi="Arial"/>
-                                <w:b/>
-                                <w:sz w:val="13"/>
-                                <w:szCs w:val="16"/>
-                              </w:rPr>
-                              <w:t>Marine Martin</w:t>
-                            </w:r>
-                          </w:p>
-                          <w:p>
-                            <w:pPr>
-                              <w:spacing w:before="0" w:line="360" w:lineRule="auto"/>
-                              <w:textDirection w:val="btLr"/>
-                              <w:rPr>
-                                <w:sz w:val="16"/>
-                                <w:szCs w:val="16"/>
-                              </w:rPr>
-                            </w:pPr>
-                            <w:r>
-                              <w:rPr>
-                                <w:rFonts w:ascii="Arial" w:eastAsia="Arial" w:hAnsi="Arial"/>
-                                <w:sz w:val="11"/>
-                                <w:szCs w:val="16"/>
-                              </w:rPr>
-                              <w:t>Neuropsychologue</w:t>
-                            </w:r>
-                          </w:p>
-                          <w:p>
-                            <w:pPr>
-                              <w:spacing w:before="0" w:line="360" w:lineRule="auto"/>
-                              <w:textDirection w:val="btLr"/>
-                              <w:rPr>
-                                <w:sz w:val="16"/>
-                                <w:szCs w:val="16"/>
-                              </w:rPr>
-                            </w:pPr>
-                            <w:r>
-                              <w:rPr>
-                                <w:rFonts w:ascii="Arial" w:eastAsia="Arial" w:hAnsi="Arial"/>
-                                <w:sz w:val="11"/>
-                                <w:szCs w:val="16"/>
-                              </w:rPr>
-                              <w:t>Enfants et jeunes adultes, Cergy</w:t>
-                            </w:r>
-                          </w:p>
-                          <w:p>
-                            <w:pPr>
-                              <w:spacing w:before="0" w:line="360" w:lineRule="auto"/>
-                              <w:textDirection w:val="btLr"/>
-                              <w:rPr>
-                                <w:sz w:val="16"/>
-                                <w:szCs w:val="16"/>
-                              </w:rPr>
-                            </w:pPr>
-                            <w:r>
-                              <w:rPr>
-                                <w:rFonts w:ascii="Arial" w:eastAsia="Arial" w:hAnsi="Arial"/>
-                                <w:b/>
-                                <w:sz w:val="13"/>
-                                <w:szCs w:val="16"/>
-                              </w:rPr>
-                              <w:t>Dylan Deshayes</w:t>
-                            </w:r>
-                          </w:p>
-                          <w:p>
-                            <w:pPr>
-                              <w:spacing w:before="0" w:line="360" w:lineRule="auto"/>
-                              <w:textDirection w:val="btLr"/>
-                              <w:rPr>
-                                <w:sz w:val="16"/>
-                                <w:szCs w:val="16"/>
-                              </w:rPr>
-                            </w:pPr>
-                            <w:r>
-                              <w:rPr>
-                                <w:rFonts w:ascii="Arial" w:eastAsia="Arial" w:hAnsi="Arial"/>
-                                <w:sz w:val="11"/>
-                                <w:szCs w:val="16"/>
-                              </w:rPr>
-                              <w:t>Neuropsychologue</w:t>
-                            </w:r>
-                          </w:p>
-                          <w:p>
-                            <w:pPr>
-                              <w:spacing w:before="0" w:line="360" w:lineRule="auto"/>
-                              <w:textDirection w:val="btLr"/>
-                              <w:rPr>
-                                <w:sz w:val="16"/>
-                                <w:szCs w:val="16"/>
-                              </w:rPr>
-                            </w:pPr>
-                            <w:r>
-                              <w:rPr>
-                                <w:rFonts w:ascii="Arial" w:eastAsia="Arial" w:hAnsi="Arial"/>
-                                <w:sz w:val="11"/>
-                                <w:szCs w:val="16"/>
-                              </w:rPr>
-                              <w:t>Jeunes adultes et adultes, Paris</w:t>
-                            </w:r>
-                          </w:p>
-                          <w:p>
-                            <w:pPr>
-                              <w:spacing w:before="0" w:line="360" w:lineRule="auto"/>
-                              <w:textDirection w:val="btLr"/>
-                              <w:rPr>
-                                <w:sz w:val="16"/>
-                                <w:szCs w:val="16"/>
-                              </w:rPr>
-                            </w:pPr>
-                            <w:r>
-                              <w:rPr>
-                                <w:rFonts w:ascii="Arial" w:eastAsia="Arial" w:hAnsi="Arial"/>
-                                <w:b/>
-                                <w:sz w:val="13"/>
-                                <w:szCs w:val="16"/>
-                              </w:rPr>
-                              <w:t>Audrey Mahile</w:t>
-                            </w:r>
-                          </w:p>
-                          <w:p>
-                            <w:pPr>
-                              <w:spacing w:before="0" w:line="360" w:lineRule="auto"/>
-                              <w:textDirection w:val="btLr"/>
-                              <w:rPr>
-                                <w:sz w:val="16"/>
-                                <w:szCs w:val="16"/>
-                              </w:rPr>
-                            </w:pPr>
-                            <w:r>
-                              <w:rPr>
-                                <w:rFonts w:ascii="Arial" w:eastAsia="Arial" w:hAnsi="Arial"/>
-                                <w:sz w:val="11"/>
-                                <w:szCs w:val="16"/>
-                              </w:rPr>
-                              <w:t>Assistante de coordination médico-sociale</w:t>
-                            </w:r>
-                          </w:p>
-                          <w:p>
-                            <w:pPr>
-                              <w:spacing w:before="0" w:line="360" w:lineRule="auto"/>
-                              <w:textDirection w:val="btLr"/>
-                              <w:rPr>
-                                <w:sz w:val="16"/>
-                                <w:szCs w:val="16"/>
-                              </w:rPr>
-                            </w:pPr>
-                            <w:r>
-                              <w:rPr>
-                                <w:rFonts w:ascii="Arial" w:eastAsia="Arial" w:hAnsi="Arial"/>
-                                <w:b/>
-                                <w:sz w:val="13"/>
-                                <w:szCs w:val="16"/>
-                              </w:rPr>
-                              <w:t>Ségolène Geslain</w:t>
-                            </w:r>
-                          </w:p>
-                          <w:p>
-                            <w:pPr>
-                              <w:spacing w:before="0" w:line="360" w:lineRule="auto"/>
-                              <w:textDirection w:val="btLr"/>
-                              <w:rPr>
-                                <w:sz w:val="16"/>
-                                <w:szCs w:val="16"/>
-                              </w:rPr>
-                            </w:pPr>
-                            <w:r>
-                              <w:rPr>
-                                <w:rFonts w:ascii="Arial" w:eastAsia="Arial" w:hAnsi="Arial"/>
-                                <w:sz w:val="11"/>
-                                <w:szCs w:val="16"/>
-                              </w:rPr>
-                              <w:t>Cheffe de Projet PASSCOG</w:t>
-                            </w:r>
-                          </w:p>
-                          <w:p>
-                            <w:pPr>
-                              <w:spacing w:before="0" w:line="360" w:lineRule="auto"/>
-                              <w:textDirection w:val="btLr"/>
-                              <w:rPr>
-                                <w:sz w:val="16"/>
-                                <w:szCs w:val="16"/>
-                              </w:rPr>
-                            </w:pPr>
-                            <w:r>
-                              <w:rPr>
-                                <w:rFonts w:ascii="Arial" w:eastAsia="Arial" w:hAnsi="Arial"/>
-                                <w:sz w:val="11"/>
-                                <w:szCs w:val="16"/>
-                              </w:rPr>
-                              <w:t xml:space="preserve">Cheffe de Projet </w:t>
-                            </w:r>
-                            <w:proofErr w:type="spellStart"/>
-                            <w:r>
-                              <w:rPr>
-                                <w:rFonts w:ascii="Arial" w:eastAsia="Arial" w:hAnsi="Arial"/>
-                                <w:sz w:val="11"/>
-                                <w:szCs w:val="16"/>
-                              </w:rPr>
-                              <w:t>PARTAJCog</w:t>
-                            </w:r>
-                            <w:proofErr w:type="spellEnd"/>
-                          </w:p>
-                          <w:p>
-                            <w:pPr>
-                              <w:spacing w:before="0" w:line="360" w:lineRule="auto"/>
-                              <w:textDirection w:val="btLr"/>
-                              <w:rPr>
-                                <w:sz w:val="16"/>
-                                <w:szCs w:val="16"/>
-                              </w:rPr>
-                            </w:pPr>
-                            <w:r>
-                              <w:rPr>
-                                <w:rFonts w:ascii="Arial" w:eastAsia="Arial" w:hAnsi="Arial"/>
-                                <w:b/>
-                                <w:sz w:val="13"/>
-                                <w:szCs w:val="16"/>
-                              </w:rPr>
-                              <w:t>Nicolas Bonnet</w:t>
-                            </w:r>
-                          </w:p>
-                          <w:p>
-                            <w:pPr>
-                              <w:spacing w:before="0" w:line="360" w:lineRule="auto"/>
-                              <w:textDirection w:val="btLr"/>
-                              <w:rPr>
-                                <w:rFonts w:ascii="Arial" w:eastAsia="Arial" w:hAnsi="Arial"/>
-                                <w:sz w:val="11"/>
-                                <w:szCs w:val="16"/>
-                              </w:rPr>
-                            </w:pPr>
-                            <w:r>
-                              <w:rPr>
-                                <w:rFonts w:ascii="Arial" w:eastAsia="Arial" w:hAnsi="Arial"/>
-                                <w:sz w:val="11"/>
-                                <w:szCs w:val="16"/>
-                              </w:rPr>
-                              <w:t>Consultant </w:t>
+                              <w:t>POSTE</w:t>
                             </w:r>
                           </w:p>
                           <w:p>
@@ -2083,19 +1225,8 @@
                                 <w:sz w:val="13"/>
                                 <w:szCs w:val="16"/>
                               </w:rPr>
-                              <w:t xml:space="preserve">Bénédicte </w:t>
+                              <w:t>NOM Prénom</w:t>
                             </w:r>
-                            <w:proofErr w:type="spellStart"/>
-                            <w:r>
-                              <w:rPr>
-                                <w:rFonts w:ascii="Arial" w:eastAsia="Arial" w:hAnsi="Arial"/>
-                                <w:b/>
-                                <w:sz w:val="13"/>
-                                <w:szCs w:val="16"/>
-                              </w:rPr>
-                              <w:t>Défontaines</w:t>
-                            </w:r>
-                            <w:proofErr w:type="spellEnd"/>
                             <w:r>
                               <w:rPr>
                                 <w:rFonts w:ascii="Arial" w:eastAsia="Arial" w:hAnsi="Arial"/>
@@ -2121,200 +1252,7 @@
                                 <w:sz w:val="11"/>
                                 <w:szCs w:val="16"/>
                               </w:rPr>
-                              <w:t>Présidente – Neurologue</w:t>
-                            </w:r>
-                          </w:p>
-                          <w:p>
-                            <w:pPr>
-                              <w:spacing w:before="0" w:line="360" w:lineRule="auto"/>
-                              <w:textDirection w:val="btLr"/>
-                              <w:rPr>
-                                <w:sz w:val="16"/>
-                                <w:szCs w:val="16"/>
-                              </w:rPr>
-                            </w:pPr>
-                            <w:r>
-                              <w:rPr>
-                                <w:rFonts w:ascii="Arial" w:eastAsia="Arial" w:hAnsi="Arial"/>
-                                <w:sz w:val="11"/>
-                                <w:szCs w:val="16"/>
-                              </w:rPr>
-                              <w:t>Fondatrice de l’association Aloïs</w:t>
-                            </w:r>
-                          </w:p>
-                          <w:p>
-                            <w:pPr>
-                              <w:spacing w:before="0" w:line="360" w:lineRule="auto"/>
-                              <w:textDirection w:val="btLr"/>
-                              <w:rPr>
-                                <w:sz w:val="16"/>
-                                <w:szCs w:val="16"/>
-                              </w:rPr>
-                            </w:pPr>
-                            <w:r>
-                              <w:rPr>
-                                <w:rFonts w:ascii="Arial" w:eastAsia="Arial" w:hAnsi="Arial"/>
-                                <w:b/>
-                                <w:sz w:val="13"/>
-                                <w:szCs w:val="16"/>
-                              </w:rPr>
-                              <w:t>Aïssa Khelifa</w:t>
-                            </w:r>
-                          </w:p>
-                          <w:p>
-                            <w:pPr>
-                              <w:spacing w:before="0" w:line="360" w:lineRule="auto"/>
-                              <w:textDirection w:val="btLr"/>
-                              <w:rPr>
-                                <w:sz w:val="16"/>
-                                <w:szCs w:val="16"/>
-                              </w:rPr>
-                            </w:pPr>
-                            <w:r>
-                              <w:rPr>
-                                <w:rFonts w:ascii="Arial" w:eastAsia="Arial" w:hAnsi="Arial"/>
-                                <w:sz w:val="11"/>
-                                <w:szCs w:val="16"/>
-                              </w:rPr>
-                              <w:t>Trésorier</w:t>
-                            </w:r>
-                          </w:p>
-                          <w:p>
-                            <w:pPr>
-                              <w:spacing w:before="0" w:line="360" w:lineRule="auto"/>
-                              <w:textDirection w:val="btLr"/>
-                              <w:rPr>
-                                <w:sz w:val="16"/>
-                                <w:szCs w:val="16"/>
-                              </w:rPr>
-                            </w:pPr>
-                            <w:r>
-                              <w:rPr>
-                                <w:rFonts w:ascii="Arial" w:eastAsia="Arial" w:hAnsi="Arial"/>
-                                <w:sz w:val="11"/>
-                                <w:szCs w:val="16"/>
-                              </w:rPr>
-                              <w:t xml:space="preserve">CEO </w:t>
-                            </w:r>
-                            <w:proofErr w:type="spellStart"/>
-                            <w:r>
-                              <w:rPr>
-                                <w:rFonts w:ascii="Arial" w:eastAsia="Arial" w:hAnsi="Arial"/>
-                                <w:sz w:val="11"/>
-                                <w:szCs w:val="16"/>
-                              </w:rPr>
-                              <w:t>Milvue</w:t>
-                            </w:r>
-                            <w:proofErr w:type="spellEnd"/>
-                          </w:p>
-                          <w:p>
-                            <w:pPr>
-                              <w:spacing w:before="0" w:line="360" w:lineRule="auto"/>
-                              <w:textDirection w:val="btLr"/>
-                              <w:rPr>
-                                <w:sz w:val="16"/>
-                                <w:szCs w:val="16"/>
-                              </w:rPr>
-                            </w:pPr>
-                            <w:r>
-                              <w:rPr>
-                                <w:rFonts w:ascii="Arial" w:eastAsia="Arial" w:hAnsi="Arial"/>
-                                <w:b/>
-                                <w:sz w:val="13"/>
-                                <w:szCs w:val="16"/>
-                              </w:rPr>
-                              <w:t>Anne-Claire Bourgeois</w:t>
-                            </w:r>
-                          </w:p>
-                          <w:p>
-                            <w:pPr>
-                              <w:spacing w:before="0" w:line="360" w:lineRule="auto"/>
-                              <w:textDirection w:val="btLr"/>
-                              <w:rPr>
-                                <w:sz w:val="16"/>
-                                <w:szCs w:val="16"/>
-                              </w:rPr>
-                            </w:pPr>
-                            <w:r>
-                              <w:rPr>
-                                <w:rFonts w:ascii="Arial" w:eastAsia="Arial" w:hAnsi="Arial"/>
-                                <w:sz w:val="11"/>
-                                <w:szCs w:val="16"/>
-                              </w:rPr>
-                              <w:t>Secrétaire</w:t>
-                            </w:r>
-                          </w:p>
-                          <w:p>
-                            <w:pPr>
-                              <w:spacing w:before="0" w:line="360" w:lineRule="auto"/>
-                              <w:textDirection w:val="btLr"/>
-                              <w:rPr>
-                                <w:sz w:val="16"/>
-                                <w:szCs w:val="16"/>
-                              </w:rPr>
-                            </w:pPr>
-                            <w:r>
-                              <w:rPr>
-                                <w:rFonts w:ascii="Arial" w:eastAsia="Arial" w:hAnsi="Arial"/>
-                                <w:sz w:val="11"/>
-                                <w:szCs w:val="16"/>
-                              </w:rPr>
-                              <w:t>Orthophoniste</w:t>
-                            </w:r>
-                          </w:p>
-                          <w:p>
-                            <w:pPr>
-                              <w:spacing w:before="0" w:line="360" w:lineRule="auto"/>
-                              <w:textDirection w:val="btLr"/>
-                              <w:rPr>
-                                <w:sz w:val="16"/>
-                                <w:szCs w:val="16"/>
-                              </w:rPr>
-                            </w:pPr>
-                            <w:r>
-                              <w:rPr>
-                                <w:rFonts w:ascii="Arial" w:eastAsia="Arial" w:hAnsi="Arial"/>
-                                <w:b/>
-                                <w:sz w:val="13"/>
-                                <w:szCs w:val="16"/>
-                              </w:rPr>
-                              <w:t>Fabrice Gzil</w:t>
-                            </w:r>
-                          </w:p>
-                          <w:p>
-                            <w:pPr>
-                              <w:spacing w:before="0" w:line="360" w:lineRule="auto"/>
-                              <w:textDirection w:val="btLr"/>
-                              <w:rPr>
-                                <w:sz w:val="16"/>
-                                <w:szCs w:val="16"/>
-                              </w:rPr>
-                            </w:pPr>
-                            <w:r>
-                              <w:rPr>
-                                <w:rFonts w:ascii="Arial" w:eastAsia="Arial" w:hAnsi="Arial"/>
-                                <w:sz w:val="11"/>
-                                <w:szCs w:val="16"/>
-                              </w:rPr>
-                              <w:t>Vice-Président</w:t>
-                            </w:r>
-                          </w:p>
-                          <w:p>
-                            <w:pPr>
-                              <w:spacing w:before="0" w:line="360" w:lineRule="auto"/>
-                              <w:textDirection w:val="btLr"/>
-                              <w:rPr>
-                                <w:sz w:val="16"/>
-                                <w:szCs w:val="16"/>
-                              </w:rPr>
-                            </w:pPr>
-                            <w:r>
-                              <w:rPr>
-                                <w:rFonts w:ascii="Arial" w:eastAsia="Arial" w:hAnsi="Arial"/>
-                                <w:sz w:val="11"/>
-                                <w:szCs w:val="16"/>
-                              </w:rPr>
-                              <w:t>Professeur à l’EHESP</w:t>
+                              <w:t>POSTE</w:t>
                             </w:r>
                           </w:p>
                           <w:p>
@@ -2436,7 +1374,16 @@
                           <w:sz w:val="13"/>
                           <w:szCs w:val="16"/>
                         </w:rPr>
-                        <w:t xml:space="preserve">Bertrand Schoentgen </w:t>
+                        <w:t>NOM Prénom</w:t>
+                      </w:r>
+                      <w:r>
+                        <w:rPr>
+                          <w:rFonts w:ascii="Arial" w:eastAsia="Arial" w:hAnsi="Arial"/>
+                          <w:b/>
+                          <w:sz w:val="13"/>
+                          <w:szCs w:val="16"/>
+                        </w:rPr>
+                        <w:t xml:space="preserve"> </w:t>
                       </w:r>
                     </w:p>
                     <w:p>
@@ -2454,25 +1401,7 @@
                           <w:sz w:val="11"/>
                           <w:szCs w:val="16"/>
                         </w:rPr>
-                        <w:t xml:space="preserve">Directeur Général </w:t>
-                      </w:r>
-                    </w:p>
-                    <w:p>
-                      <w:pPr>
-                        <w:spacing w:before="0" w:line="360" w:lineRule="auto"/>
-                        <w:textDirection w:val="btLr"/>
-                        <w:rPr>
-                          <w:sz w:val="16"/>
-                          <w:szCs w:val="16"/>
-                        </w:rPr>
-                      </w:pPr>
-                      <w:r>
-                        <w:rPr>
-                          <w:rFonts w:ascii="Arial" w:eastAsia="Arial" w:hAnsi="Arial"/>
-                          <w:sz w:val="11"/>
-                          <w:szCs w:val="16"/>
-                        </w:rPr>
-                        <w:t>Dr. en Neuropsychologie PhD, Paris</w:t>
+                        <w:t>POSTE</w:t>
                       </w:r>
                     </w:p>
                     <w:p>
@@ -2491,7 +1420,16 @@
                           <w:sz w:val="13"/>
                           <w:szCs w:val="16"/>
                         </w:rPr>
-                        <w:t>Laura Martelli</w:t>
+                        <w:t>NOM Prénom</w:t>
+                      </w:r>
+                      <w:r>
+                        <w:rPr>
+                          <w:rFonts w:ascii="Arial" w:eastAsia="Arial" w:hAnsi="Arial"/>
+                          <w:b/>
+                          <w:sz w:val="13"/>
+                          <w:szCs w:val="16"/>
+                        </w:rPr>
+                        <w:t xml:space="preserve"> </w:t>
                       </w:r>
                     </w:p>
                     <w:p>
@@ -2499,7 +1437,8 @@
                         <w:spacing w:before="0" w:line="360" w:lineRule="auto"/>
                         <w:textDirection w:val="btLr"/>
                         <w:rPr>
-                          <w:sz w:val="16"/>
+                          <w:rFonts w:ascii="Arial" w:eastAsia="Arial" w:hAnsi="Arial"/>
+                          <w:sz w:val="11"/>
                           <w:szCs w:val="16"/>
                         </w:rPr>
                       </w:pPr>
@@ -2509,7 +1448,7 @@
                           <w:sz w:val="11"/>
                           <w:szCs w:val="16"/>
                         </w:rPr>
-                        <w:t>Secrétaire Générale</w:t>
+                        <w:t>POSTE</w:t>
                       </w:r>
                     </w:p>
                     <w:p>
@@ -2528,7 +1467,16 @@
                           <w:sz w:val="13"/>
                           <w:szCs w:val="16"/>
                         </w:rPr>
-                        <w:t>Gaëlle Pierre-Gabriel</w:t>
+                        <w:t>NOM Prénom</w:t>
+                      </w:r>
+                      <w:r>
+                        <w:rPr>
+                          <w:rFonts w:ascii="Arial" w:eastAsia="Arial" w:hAnsi="Arial"/>
+                          <w:b/>
+                          <w:sz w:val="13"/>
+                          <w:szCs w:val="16"/>
+                        </w:rPr>
+                        <w:t xml:space="preserve"> </w:t>
                       </w:r>
                     </w:p>
                     <w:p>
@@ -2536,8 +1484,7 @@
                         <w:spacing w:before="0" w:line="360" w:lineRule="auto"/>
                         <w:textDirection w:val="btLr"/>
                         <w:rPr>
-                          <w:rFonts w:ascii="Arial" w:eastAsia="Arial" w:hAnsi="Arial"/>
-                          <w:sz w:val="11"/>
+                          <w:sz w:val="16"/>
                           <w:szCs w:val="16"/>
                         </w:rPr>
                       </w:pPr>
@@ -2547,7 +1494,7 @@
                           <w:sz w:val="11"/>
                           <w:szCs w:val="16"/>
                         </w:rPr>
-                        <w:t>Office manager - Assistante de direction</w:t>
+                        <w:t>POSTE</w:t>
                       </w:r>
                     </w:p>
                     <w:p>
@@ -2595,7 +1542,16 @@
                           <w:sz w:val="13"/>
                           <w:szCs w:val="16"/>
                         </w:rPr>
-                        <w:t xml:space="preserve">Geoffroy Gagliardi </w:t>
+                        <w:t>NOM Prénom</w:t>
+                      </w:r>
+                      <w:r>
+                        <w:rPr>
+                          <w:rFonts w:ascii="Arial" w:eastAsia="Arial" w:hAnsi="Arial"/>
+                          <w:b/>
+                          <w:sz w:val="13"/>
+                          <w:szCs w:val="16"/>
+                        </w:rPr>
+                        <w:t xml:space="preserve"> </w:t>
                       </w:r>
                     </w:p>
                     <w:p>
@@ -2613,737 +1569,7 @@
                           <w:sz w:val="11"/>
                           <w:szCs w:val="16"/>
                         </w:rPr>
-                        <w:t>Responsable Recherche &amp; Développement </w:t>
-                      </w:r>
-                    </w:p>
-                    <w:p>
-                      <w:pPr>
-                        <w:spacing w:before="0" w:line="360" w:lineRule="auto"/>
-                        <w:textDirection w:val="btLr"/>
-                        <w:rPr>
-                          <w:sz w:val="16"/>
-                          <w:szCs w:val="16"/>
-                        </w:rPr>
-                      </w:pPr>
-                      <w:r>
-                        <w:rPr>
-                          <w:rFonts w:ascii="Arial" w:eastAsia="Arial" w:hAnsi="Arial"/>
-                          <w:sz w:val="11"/>
-                          <w:szCs w:val="16"/>
-                        </w:rPr>
-                        <w:t xml:space="preserve">Responsable pôle Clinique - Adultes </w:t>
-                      </w:r>
-                    </w:p>
-                    <w:p>
-                      <w:pPr>
-                        <w:spacing w:before="0" w:line="360" w:lineRule="auto"/>
-                        <w:textDirection w:val="btLr"/>
-                        <w:rPr>
-                          <w:sz w:val="16"/>
-                          <w:szCs w:val="16"/>
-                        </w:rPr>
-                      </w:pPr>
-                      <w:r>
-                        <w:rPr>
-                          <w:rFonts w:ascii="Arial" w:eastAsia="Arial" w:hAnsi="Arial"/>
-                          <w:sz w:val="11"/>
-                          <w:szCs w:val="16"/>
-                        </w:rPr>
-                        <w:t>Docteur en Neurosciences Cognitives (PhD)</w:t>
-                      </w:r>
-                    </w:p>
-                    <w:p>
-                      <w:pPr>
-                        <w:spacing w:before="0" w:line="360" w:lineRule="auto"/>
-                        <w:textDirection w:val="btLr"/>
-                        <w:rPr>
-                          <w:sz w:val="16"/>
-                          <w:szCs w:val="16"/>
-                        </w:rPr>
-                      </w:pPr>
-                      <w:r>
-                        <w:rPr>
-                          <w:rFonts w:ascii="Arial" w:eastAsia="Arial" w:hAnsi="Arial"/>
-                          <w:sz w:val="11"/>
-                          <w:szCs w:val="16"/>
-                        </w:rPr>
-                        <w:t>Jeunes adultes et adultes, Paris</w:t>
-                      </w:r>
-                    </w:p>
-                    <w:p>
-                      <w:pPr>
-                        <w:spacing w:before="0" w:line="360" w:lineRule="auto"/>
-                        <w:textDirection w:val="btLr"/>
-                        <w:rPr>
-                          <w:sz w:val="16"/>
-                          <w:szCs w:val="16"/>
-                        </w:rPr>
-                      </w:pPr>
-                      <w:r>
-                        <w:rPr>
-                          <w:rFonts w:ascii="Arial" w:eastAsia="Arial" w:hAnsi="Arial"/>
-                          <w:b/>
-                          <w:sz w:val="13"/>
-                          <w:szCs w:val="16"/>
-                        </w:rPr>
-                        <w:t>Edmée Chatin</w:t>
-                      </w:r>
-                    </w:p>
-                    <w:p>
-                      <w:pPr>
-                        <w:spacing w:before="0" w:line="360" w:lineRule="auto"/>
-                        <w:textDirection w:val="btLr"/>
-                        <w:rPr>
-                          <w:sz w:val="16"/>
-                          <w:szCs w:val="16"/>
-                        </w:rPr>
-                      </w:pPr>
-                      <w:r>
-                        <w:rPr>
-                          <w:rFonts w:ascii="Arial" w:eastAsia="Arial" w:hAnsi="Arial"/>
-                          <w:sz w:val="11"/>
-                          <w:szCs w:val="16"/>
-                        </w:rPr>
-                        <w:t xml:space="preserve">Responsable pôle Clinique - Enfants </w:t>
-                      </w:r>
-                    </w:p>
-                    <w:p>
-                      <w:pPr>
-                        <w:spacing w:before="0" w:line="360" w:lineRule="auto"/>
-                        <w:textDirection w:val="btLr"/>
-                        <w:rPr>
-                          <w:sz w:val="16"/>
-                          <w:szCs w:val="16"/>
-                        </w:rPr>
-                      </w:pPr>
-                      <w:r>
-                        <w:rPr>
-                          <w:rFonts w:ascii="Arial" w:eastAsia="Arial" w:hAnsi="Arial"/>
-                          <w:sz w:val="11"/>
-                          <w:szCs w:val="16"/>
-                        </w:rPr>
-                        <w:t>Neuropsychologue</w:t>
-                      </w:r>
-                    </w:p>
-                    <w:p>
-                      <w:pPr>
-                        <w:spacing w:before="0" w:line="360" w:lineRule="auto"/>
-                        <w:textDirection w:val="btLr"/>
-                        <w:rPr>
-                          <w:sz w:val="16"/>
-                          <w:szCs w:val="16"/>
-                        </w:rPr>
-                      </w:pPr>
-                      <w:r>
-                        <w:rPr>
-                          <w:rFonts w:ascii="Arial" w:eastAsia="Arial" w:hAnsi="Arial"/>
-                          <w:sz w:val="11"/>
-                          <w:szCs w:val="16"/>
-                        </w:rPr>
-                        <w:t>Enfants et jeunes adultes, Paris</w:t>
-                      </w:r>
-                    </w:p>
-                    <w:p>
-                      <w:pPr>
-                        <w:spacing w:before="0" w:line="360" w:lineRule="auto"/>
-                        <w:textDirection w:val="btLr"/>
-                        <w:rPr>
-                          <w:sz w:val="16"/>
-                          <w:szCs w:val="16"/>
-                        </w:rPr>
-                      </w:pPr>
-                      <w:r>
-                        <w:rPr>
-                          <w:rFonts w:ascii="Arial" w:eastAsia="Arial" w:hAnsi="Arial"/>
-                          <w:b/>
-                          <w:sz w:val="13"/>
-                          <w:szCs w:val="16"/>
-                        </w:rPr>
-                        <w:t>Géraldine Lebrun Guillaud</w:t>
-                      </w:r>
-                    </w:p>
-                    <w:p>
-                      <w:pPr>
-                        <w:spacing w:before="0" w:line="360" w:lineRule="auto"/>
-                        <w:textDirection w:val="btLr"/>
-                        <w:rPr>
-                          <w:sz w:val="16"/>
-                          <w:szCs w:val="16"/>
-                        </w:rPr>
-                      </w:pPr>
-                      <w:r>
-                        <w:rPr>
-                          <w:rFonts w:ascii="Arial" w:eastAsia="Arial" w:hAnsi="Arial"/>
-                          <w:sz w:val="11"/>
-                          <w:szCs w:val="16"/>
-                        </w:rPr>
-                        <w:t>Dr. en Neuropsychologie PhD</w:t>
-                      </w:r>
-                    </w:p>
-                    <w:p>
-                      <w:pPr>
-                        <w:spacing w:before="0" w:line="360" w:lineRule="auto"/>
-                        <w:textDirection w:val="btLr"/>
-                        <w:rPr>
-                          <w:sz w:val="16"/>
-                          <w:szCs w:val="16"/>
-                        </w:rPr>
-                      </w:pPr>
-                      <w:r>
-                        <w:rPr>
-                          <w:rFonts w:ascii="Arial" w:eastAsia="Arial" w:hAnsi="Arial"/>
-                          <w:sz w:val="11"/>
-                          <w:szCs w:val="16"/>
-                        </w:rPr>
-                        <w:t>Enfants, jeunes adultes et adultes, Lyon</w:t>
-                      </w:r>
-                    </w:p>
-                    <w:p>
-                      <w:pPr>
-                        <w:spacing w:before="0" w:line="360" w:lineRule="auto"/>
-                        <w:textDirection w:val="btLr"/>
-                        <w:rPr>
-                          <w:sz w:val="16"/>
-                          <w:szCs w:val="16"/>
-                        </w:rPr>
-                      </w:pPr>
-                      <w:r>
-                        <w:rPr>
-                          <w:rFonts w:ascii="Arial" w:eastAsia="Arial" w:hAnsi="Arial"/>
-                          <w:sz w:val="11"/>
-                          <w:szCs w:val="16"/>
-                        </w:rPr>
-                        <w:t>Coordinatrice projets</w:t>
-                      </w:r>
-                    </w:p>
-                    <w:p>
-                      <w:pPr>
-                        <w:spacing w:before="0" w:line="360" w:lineRule="auto"/>
-                        <w:textDirection w:val="btLr"/>
-                        <w:rPr>
-                          <w:sz w:val="16"/>
-                          <w:szCs w:val="16"/>
-                        </w:rPr>
-                      </w:pPr>
-                      <w:r>
-                        <w:rPr>
-                          <w:rFonts w:ascii="Arial" w:eastAsia="Arial" w:hAnsi="Arial"/>
-                          <w:b/>
-                          <w:sz w:val="13"/>
-                          <w:szCs w:val="16"/>
-                        </w:rPr>
-                        <w:t>Apolline Blanchard</w:t>
-                      </w:r>
-                    </w:p>
-                    <w:p>
-                      <w:pPr>
-                        <w:spacing w:before="0" w:line="360" w:lineRule="auto"/>
-                        <w:textDirection w:val="btLr"/>
-                        <w:rPr>
-                          <w:sz w:val="16"/>
-                          <w:szCs w:val="16"/>
-                        </w:rPr>
-                      </w:pPr>
-                      <w:r>
-                        <w:rPr>
-                          <w:rFonts w:ascii="Arial" w:eastAsia="Arial" w:hAnsi="Arial"/>
-                          <w:sz w:val="11"/>
-                          <w:szCs w:val="16"/>
-                        </w:rPr>
-                        <w:t>Neuropsychologue</w:t>
-                      </w:r>
-                    </w:p>
-                    <w:p>
-                      <w:pPr>
-                        <w:spacing w:before="0" w:line="360" w:lineRule="auto"/>
-                        <w:textDirection w:val="btLr"/>
-                        <w:rPr>
-                          <w:sz w:val="16"/>
-                          <w:szCs w:val="16"/>
-                        </w:rPr>
-                      </w:pPr>
-                      <w:r>
-                        <w:rPr>
-                          <w:rFonts w:ascii="Arial" w:eastAsia="Arial" w:hAnsi="Arial"/>
-                          <w:sz w:val="11"/>
-                          <w:szCs w:val="16"/>
-                        </w:rPr>
-                        <w:t xml:space="preserve">Jeunes adultes et </w:t>
-                      </w:r>
-                      <w:proofErr w:type="spellStart"/>
-                      <w:proofErr w:type="gramStart"/>
-                      <w:r>
-                        <w:rPr>
-                          <w:rFonts w:ascii="Arial" w:eastAsia="Arial" w:hAnsi="Arial"/>
-                          <w:sz w:val="11"/>
-                          <w:szCs w:val="16"/>
-                        </w:rPr>
-                        <w:t>adultes,Paris</w:t>
-                      </w:r>
-                      <w:proofErr w:type="spellEnd"/>
-                      <w:proofErr w:type="gramEnd"/>
-                    </w:p>
-                    <w:p>
-                      <w:pPr>
-                        <w:spacing w:before="0" w:line="360" w:lineRule="auto"/>
-                        <w:textDirection w:val="btLr"/>
-                        <w:rPr>
-                          <w:sz w:val="16"/>
-                          <w:szCs w:val="16"/>
-                        </w:rPr>
-                      </w:pPr>
-                      <w:r>
-                        <w:rPr>
-                          <w:rFonts w:ascii="Arial" w:eastAsia="Arial" w:hAnsi="Arial"/>
-                          <w:sz w:val="11"/>
-                          <w:szCs w:val="16"/>
-                        </w:rPr>
-                        <w:t>Coordinatrice à Paris du projet PASSCOG</w:t>
-                      </w:r>
-                    </w:p>
-                    <w:p>
-                      <w:pPr>
-                        <w:spacing w:before="0" w:line="360" w:lineRule="auto"/>
-                        <w:textDirection w:val="btLr"/>
-                        <w:rPr>
-                          <w:sz w:val="16"/>
-                          <w:szCs w:val="16"/>
-                        </w:rPr>
-                      </w:pPr>
-                      <w:r>
-                        <w:rPr>
-                          <w:rFonts w:ascii="Arial" w:eastAsia="Arial" w:hAnsi="Arial"/>
-                          <w:b/>
-                          <w:sz w:val="13"/>
-                          <w:szCs w:val="16"/>
-                        </w:rPr>
-                        <w:t>Mélissa Bechara</w:t>
-                      </w:r>
-                    </w:p>
-                    <w:p>
-                      <w:pPr>
-                        <w:spacing w:before="0" w:line="360" w:lineRule="auto"/>
-                        <w:textDirection w:val="btLr"/>
-                        <w:rPr>
-                          <w:sz w:val="16"/>
-                          <w:szCs w:val="16"/>
-                        </w:rPr>
-                      </w:pPr>
-                      <w:r>
-                        <w:rPr>
-                          <w:rFonts w:ascii="Arial" w:eastAsia="Arial" w:hAnsi="Arial"/>
-                          <w:sz w:val="11"/>
-                          <w:szCs w:val="16"/>
-                        </w:rPr>
-                        <w:t>Neuropsychologue</w:t>
-                      </w:r>
-                    </w:p>
-                    <w:p>
-                      <w:pPr>
-                        <w:spacing w:before="0" w:line="360" w:lineRule="auto"/>
-                        <w:textDirection w:val="btLr"/>
-                        <w:rPr>
-                          <w:sz w:val="16"/>
-                          <w:szCs w:val="16"/>
-                        </w:rPr>
-                      </w:pPr>
-                      <w:r>
-                        <w:rPr>
-                          <w:rFonts w:ascii="Arial" w:eastAsia="Arial" w:hAnsi="Arial"/>
-                          <w:sz w:val="11"/>
-                          <w:szCs w:val="16"/>
-                        </w:rPr>
-                        <w:t>Enfants et jeunes adultes, Paris</w:t>
-                      </w:r>
-                    </w:p>
-                    <w:p>
-                      <w:pPr>
-                        <w:spacing w:before="0" w:line="360" w:lineRule="auto"/>
-                        <w:textDirection w:val="btLr"/>
-                        <w:rPr>
-                          <w:sz w:val="16"/>
-                          <w:szCs w:val="16"/>
-                        </w:rPr>
-                      </w:pPr>
-                      <w:r>
-                        <w:rPr>
-                          <w:rFonts w:ascii="Arial" w:eastAsia="Arial" w:hAnsi="Arial"/>
-                          <w:b/>
-                          <w:sz w:val="13"/>
-                          <w:szCs w:val="16"/>
-                        </w:rPr>
-                        <w:t>Jeanne Eygasier </w:t>
-                      </w:r>
-                    </w:p>
-                    <w:p>
-                      <w:pPr>
-                        <w:spacing w:before="0" w:line="360" w:lineRule="auto"/>
-                        <w:textDirection w:val="btLr"/>
-                        <w:rPr>
-                          <w:sz w:val="16"/>
-                          <w:szCs w:val="16"/>
-                        </w:rPr>
-                      </w:pPr>
-                      <w:r>
-                        <w:rPr>
-                          <w:rFonts w:ascii="Arial" w:eastAsia="Arial" w:hAnsi="Arial"/>
-                          <w:sz w:val="11"/>
-                          <w:szCs w:val="16"/>
-                        </w:rPr>
-                        <w:t>Neuropsychologue</w:t>
-                      </w:r>
-                    </w:p>
-                    <w:p>
-                      <w:pPr>
-                        <w:spacing w:before="0" w:line="360" w:lineRule="auto"/>
-                        <w:textDirection w:val="btLr"/>
-                        <w:rPr>
-                          <w:sz w:val="16"/>
-                          <w:szCs w:val="16"/>
-                        </w:rPr>
-                      </w:pPr>
-                      <w:r>
-                        <w:rPr>
-                          <w:rFonts w:ascii="Arial" w:eastAsia="Arial" w:hAnsi="Arial"/>
-                          <w:sz w:val="11"/>
-                          <w:szCs w:val="16"/>
-                        </w:rPr>
-                        <w:t>Adultes, Paris</w:t>
-                      </w:r>
-                    </w:p>
-                    <w:p>
-                      <w:pPr>
-                        <w:spacing w:before="0" w:line="360" w:lineRule="auto"/>
-                        <w:textDirection w:val="btLr"/>
-                        <w:rPr>
-                          <w:sz w:val="16"/>
-                          <w:szCs w:val="16"/>
-                        </w:rPr>
-                      </w:pPr>
-                      <w:r>
-                        <w:rPr>
-                          <w:rFonts w:ascii="Arial" w:eastAsia="Arial" w:hAnsi="Arial"/>
-                          <w:b/>
-                          <w:sz w:val="13"/>
-                          <w:szCs w:val="16"/>
-                        </w:rPr>
-                        <w:t xml:space="preserve">Laure Vinot Préfontaine </w:t>
-                      </w:r>
-                    </w:p>
-                    <w:p>
-                      <w:pPr>
-                        <w:spacing w:before="0" w:line="360" w:lineRule="auto"/>
-                        <w:textDirection w:val="btLr"/>
-                        <w:rPr>
-                          <w:sz w:val="16"/>
-                          <w:szCs w:val="16"/>
-                        </w:rPr>
-                      </w:pPr>
-                      <w:r>
-                        <w:rPr>
-                          <w:rFonts w:ascii="Arial" w:eastAsia="Arial" w:hAnsi="Arial"/>
-                          <w:sz w:val="11"/>
-                          <w:szCs w:val="16"/>
-                        </w:rPr>
-                        <w:t>Neuropsychologue</w:t>
-                      </w:r>
-                    </w:p>
-                    <w:p>
-                      <w:pPr>
-                        <w:spacing w:before="0" w:line="360" w:lineRule="auto"/>
-                        <w:textDirection w:val="btLr"/>
-                        <w:rPr>
-                          <w:sz w:val="16"/>
-                          <w:szCs w:val="16"/>
-                        </w:rPr>
-                      </w:pPr>
-                      <w:r>
-                        <w:rPr>
-                          <w:rFonts w:ascii="Arial" w:eastAsia="Arial" w:hAnsi="Arial"/>
-                          <w:sz w:val="11"/>
-                          <w:szCs w:val="16"/>
-                        </w:rPr>
-                        <w:t xml:space="preserve">Enfants et jeunes </w:t>
-                      </w:r>
-                      <w:proofErr w:type="spellStart"/>
-                      <w:proofErr w:type="gramStart"/>
-                      <w:r>
-                        <w:rPr>
-                          <w:rFonts w:ascii="Arial" w:eastAsia="Arial" w:hAnsi="Arial"/>
-                          <w:sz w:val="11"/>
-                          <w:szCs w:val="16"/>
-                        </w:rPr>
-                        <w:t>adultes,Paris</w:t>
-                      </w:r>
-                      <w:proofErr w:type="spellEnd"/>
-                      <w:proofErr w:type="gramEnd"/>
-                    </w:p>
-                    <w:p>
-                      <w:pPr>
-                        <w:spacing w:before="0" w:line="360" w:lineRule="auto"/>
-                        <w:textDirection w:val="btLr"/>
-                        <w:rPr>
-                          <w:sz w:val="16"/>
-                          <w:szCs w:val="16"/>
-                        </w:rPr>
-                      </w:pPr>
-                      <w:r>
-                        <w:rPr>
-                          <w:rFonts w:ascii="Arial" w:eastAsia="Arial" w:hAnsi="Arial"/>
-                          <w:sz w:val="11"/>
-                          <w:szCs w:val="16"/>
-                        </w:rPr>
-                        <w:t>Coordinatrice transversale - PCO Paris</w:t>
-                      </w:r>
-                    </w:p>
-                    <w:p>
-                      <w:pPr>
-                        <w:spacing w:before="0" w:line="360" w:lineRule="auto"/>
-                        <w:textDirection w:val="btLr"/>
-                        <w:rPr>
-                          <w:sz w:val="16"/>
-                          <w:szCs w:val="16"/>
-                        </w:rPr>
-                      </w:pPr>
-                      <w:r>
-                        <w:rPr>
-                          <w:rFonts w:ascii="Arial" w:eastAsia="Arial" w:hAnsi="Arial"/>
-                          <w:b/>
-                          <w:sz w:val="13"/>
-                          <w:szCs w:val="16"/>
-                        </w:rPr>
-                        <w:t>Marine Martin</w:t>
-                      </w:r>
-                    </w:p>
-                    <w:p>
-                      <w:pPr>
-                        <w:spacing w:before="0" w:line="360" w:lineRule="auto"/>
-                        <w:textDirection w:val="btLr"/>
-                        <w:rPr>
-                          <w:sz w:val="16"/>
-                          <w:szCs w:val="16"/>
-                        </w:rPr>
-                      </w:pPr>
-                      <w:r>
-                        <w:rPr>
-                          <w:rFonts w:ascii="Arial" w:eastAsia="Arial" w:hAnsi="Arial"/>
-                          <w:sz w:val="11"/>
-                          <w:szCs w:val="16"/>
-                        </w:rPr>
-                        <w:t>Neuropsychologue</w:t>
-                      </w:r>
-                    </w:p>
-                    <w:p>
-                      <w:pPr>
-                        <w:spacing w:before="0" w:line="360" w:lineRule="auto"/>
-                        <w:textDirection w:val="btLr"/>
-                        <w:rPr>
-                          <w:sz w:val="16"/>
-                          <w:szCs w:val="16"/>
-                        </w:rPr>
-                      </w:pPr>
-                      <w:r>
-                        <w:rPr>
-                          <w:rFonts w:ascii="Arial" w:eastAsia="Arial" w:hAnsi="Arial"/>
-                          <w:sz w:val="11"/>
-                          <w:szCs w:val="16"/>
-                        </w:rPr>
-                        <w:t>Enfants et jeunes adultes, Cergy</w:t>
-                      </w:r>
-                    </w:p>
-                    <w:p>
-                      <w:pPr>
-                        <w:spacing w:before="0" w:line="360" w:lineRule="auto"/>
-                        <w:textDirection w:val="btLr"/>
-                        <w:rPr>
-                          <w:sz w:val="16"/>
-                          <w:szCs w:val="16"/>
-                        </w:rPr>
-                      </w:pPr>
-                      <w:r>
-                        <w:rPr>
-                          <w:rFonts w:ascii="Arial" w:eastAsia="Arial" w:hAnsi="Arial"/>
-                          <w:b/>
-                          <w:sz w:val="13"/>
-                          <w:szCs w:val="16"/>
-                        </w:rPr>
-                        <w:t>Dylan Deshayes</w:t>
-                      </w:r>
-                    </w:p>
-                    <w:p>
-                      <w:pPr>
-                        <w:spacing w:before="0" w:line="360" w:lineRule="auto"/>
-                        <w:textDirection w:val="btLr"/>
-                        <w:rPr>
-                          <w:sz w:val="16"/>
-                          <w:szCs w:val="16"/>
-                        </w:rPr>
-                      </w:pPr>
-                      <w:r>
-                        <w:rPr>
-                          <w:rFonts w:ascii="Arial" w:eastAsia="Arial" w:hAnsi="Arial"/>
-                          <w:sz w:val="11"/>
-                          <w:szCs w:val="16"/>
-                        </w:rPr>
-                        <w:t>Neuropsychologue</w:t>
-                      </w:r>
-                    </w:p>
-                    <w:p>
-                      <w:pPr>
-                        <w:spacing w:before="0" w:line="360" w:lineRule="auto"/>
-                        <w:textDirection w:val="btLr"/>
-                        <w:rPr>
-                          <w:sz w:val="16"/>
-                          <w:szCs w:val="16"/>
-                        </w:rPr>
-                      </w:pPr>
-                      <w:r>
-                        <w:rPr>
-                          <w:rFonts w:ascii="Arial" w:eastAsia="Arial" w:hAnsi="Arial"/>
-                          <w:sz w:val="11"/>
-                          <w:szCs w:val="16"/>
-                        </w:rPr>
-                        <w:t>Jeunes adultes et adultes, Paris</w:t>
-                      </w:r>
-                    </w:p>
-                    <w:p>
-                      <w:pPr>
-                        <w:spacing w:before="0" w:line="360" w:lineRule="auto"/>
-                        <w:textDirection w:val="btLr"/>
-                        <w:rPr>
-                          <w:sz w:val="16"/>
-                          <w:szCs w:val="16"/>
-                        </w:rPr>
-                      </w:pPr>
-                      <w:r>
-                        <w:rPr>
-                          <w:rFonts w:ascii="Arial" w:eastAsia="Arial" w:hAnsi="Arial"/>
-                          <w:b/>
-                          <w:sz w:val="13"/>
-                          <w:szCs w:val="16"/>
-                        </w:rPr>
-                        <w:t>Audrey Mahile</w:t>
-                      </w:r>
-                    </w:p>
-                    <w:p>
-                      <w:pPr>
-                        <w:spacing w:before="0" w:line="360" w:lineRule="auto"/>
-                        <w:textDirection w:val="btLr"/>
-                        <w:rPr>
-                          <w:sz w:val="16"/>
-                          <w:szCs w:val="16"/>
-                        </w:rPr>
-                      </w:pPr>
-                      <w:r>
-                        <w:rPr>
-                          <w:rFonts w:ascii="Arial" w:eastAsia="Arial" w:hAnsi="Arial"/>
-                          <w:sz w:val="11"/>
-                          <w:szCs w:val="16"/>
-                        </w:rPr>
-                        <w:t>Assistante de coordination médico-sociale</w:t>
-                      </w:r>
-                    </w:p>
-                    <w:p>
-                      <w:pPr>
-                        <w:spacing w:before="0" w:line="360" w:lineRule="auto"/>
-                        <w:textDirection w:val="btLr"/>
-                        <w:rPr>
-                          <w:sz w:val="16"/>
-                          <w:szCs w:val="16"/>
-                        </w:rPr>
-                      </w:pPr>
-                      <w:r>
-                        <w:rPr>
-                          <w:rFonts w:ascii="Arial" w:eastAsia="Arial" w:hAnsi="Arial"/>
-                          <w:b/>
-                          <w:sz w:val="13"/>
-                          <w:szCs w:val="16"/>
-                        </w:rPr>
-                        <w:t>Ségolène Geslain</w:t>
-                      </w:r>
-                    </w:p>
-                    <w:p>
-                      <w:pPr>
-                        <w:spacing w:before="0" w:line="360" w:lineRule="auto"/>
-                        <w:textDirection w:val="btLr"/>
-                        <w:rPr>
-                          <w:sz w:val="16"/>
-                          <w:szCs w:val="16"/>
-                        </w:rPr>
-                      </w:pPr>
-                      <w:r>
-                        <w:rPr>
-                          <w:rFonts w:ascii="Arial" w:eastAsia="Arial" w:hAnsi="Arial"/>
-                          <w:sz w:val="11"/>
-                          <w:szCs w:val="16"/>
-                        </w:rPr>
-                        <w:t>Cheffe de Projet PASSCOG</w:t>
-                      </w:r>
-                    </w:p>
-                    <w:p>
-                      <w:pPr>
-                        <w:spacing w:before="0" w:line="360" w:lineRule="auto"/>
-                        <w:textDirection w:val="btLr"/>
-                        <w:rPr>
-                          <w:sz w:val="16"/>
-                          <w:szCs w:val="16"/>
-                        </w:rPr>
-                      </w:pPr>
-                      <w:r>
-                        <w:rPr>
-                          <w:rFonts w:ascii="Arial" w:eastAsia="Arial" w:hAnsi="Arial"/>
-                          <w:sz w:val="11"/>
-                          <w:szCs w:val="16"/>
-                        </w:rPr>
-                        <w:t xml:space="preserve">Cheffe de Projet </w:t>
-                      </w:r>
-                      <w:proofErr w:type="spellStart"/>
-                      <w:r>
-                        <w:rPr>
-                          <w:rFonts w:ascii="Arial" w:eastAsia="Arial" w:hAnsi="Arial"/>
-                          <w:sz w:val="11"/>
-                          <w:szCs w:val="16"/>
-                        </w:rPr>
-                        <w:t>PARTAJCog</w:t>
-                      </w:r>
-                      <w:proofErr w:type="spellEnd"/>
-                    </w:p>
-                    <w:p>
-                      <w:pPr>
-                        <w:spacing w:before="0" w:line="360" w:lineRule="auto"/>
-                        <w:textDirection w:val="btLr"/>
-                        <w:rPr>
-                          <w:sz w:val="16"/>
-                          <w:szCs w:val="16"/>
-                        </w:rPr>
-                      </w:pPr>
-                      <w:r>
-                        <w:rPr>
-                          <w:rFonts w:ascii="Arial" w:eastAsia="Arial" w:hAnsi="Arial"/>
-                          <w:b/>
-                          <w:sz w:val="13"/>
-                          <w:szCs w:val="16"/>
-                        </w:rPr>
-                        <w:t>Nicolas Bonnet</w:t>
-                      </w:r>
-                    </w:p>
-                    <w:p>
-                      <w:pPr>
-                        <w:spacing w:before="0" w:line="360" w:lineRule="auto"/>
-                        <w:textDirection w:val="btLr"/>
-                        <w:rPr>
-                          <w:rFonts w:ascii="Arial" w:eastAsia="Arial" w:hAnsi="Arial"/>
-                          <w:sz w:val="11"/>
-                          <w:szCs w:val="16"/>
-                        </w:rPr>
-                      </w:pPr>
-                      <w:r>
-                        <w:rPr>
-                          <w:rFonts w:ascii="Arial" w:eastAsia="Arial" w:hAnsi="Arial"/>
-                          <w:sz w:val="11"/>
-                          <w:szCs w:val="16"/>
-                        </w:rPr>
-                        <w:t>Consultant </w:t>
+                        <w:t>POSTE</w:t>
                       </w:r>
                     </w:p>
                     <w:p>
@@ -3391,19 +1617,8 @@
                           <w:sz w:val="13"/>
                           <w:szCs w:val="16"/>
                         </w:rPr>
-                        <w:t xml:space="preserve">Bénédicte </w:t>
+                        <w:t>NOM Prénom</w:t>
                       </w:r>
-                      <w:proofErr w:type="spellStart"/>
-                      <w:r>
-                        <w:rPr>
-                          <w:rFonts w:ascii="Arial" w:eastAsia="Arial" w:hAnsi="Arial"/>
-                          <w:b/>
-                          <w:sz w:val="13"/>
-                          <w:szCs w:val="16"/>
-                        </w:rPr>
-                        <w:t>Défontaines</w:t>
-                      </w:r>
-                      <w:proofErr w:type="spellEnd"/>
                       <w:r>
                         <w:rPr>
                           <w:rFonts w:ascii="Arial" w:eastAsia="Arial" w:hAnsi="Arial"/>
@@ -3429,200 +1644,7 @@
                           <w:sz w:val="11"/>
                           <w:szCs w:val="16"/>
                         </w:rPr>
-                        <w:t>Présidente – Neurologue</w:t>
-                      </w:r>
-                    </w:p>
-                    <w:p>
-                      <w:pPr>
-                        <w:spacing w:before="0" w:line="360" w:lineRule="auto"/>
-                        <w:textDirection w:val="btLr"/>
-                        <w:rPr>
-                          <w:sz w:val="16"/>
-                          <w:szCs w:val="16"/>
-                        </w:rPr>
-                      </w:pPr>
-                      <w:r>
-                        <w:rPr>
-                          <w:rFonts w:ascii="Arial" w:eastAsia="Arial" w:hAnsi="Arial"/>
-                          <w:sz w:val="11"/>
-                          <w:szCs w:val="16"/>
-                        </w:rPr>
-                        <w:t>Fondatrice de l’association Aloïs</w:t>
-                      </w:r>
-                    </w:p>
-                    <w:p>
-                      <w:pPr>
-                        <w:spacing w:before="0" w:line="360" w:lineRule="auto"/>
-                        <w:textDirection w:val="btLr"/>
-                        <w:rPr>
-                          <w:sz w:val="16"/>
-                          <w:szCs w:val="16"/>
-                        </w:rPr>
-                      </w:pPr>
-                      <w:r>
-                        <w:rPr>
-                          <w:rFonts w:ascii="Arial" w:eastAsia="Arial" w:hAnsi="Arial"/>
-                          <w:b/>
-                          <w:sz w:val="13"/>
-                          <w:szCs w:val="16"/>
-                        </w:rPr>
-                        <w:t>Aïssa Khelifa</w:t>
-                      </w:r>
-                    </w:p>
-                    <w:p>
-                      <w:pPr>
-                        <w:spacing w:before="0" w:line="360" w:lineRule="auto"/>
-                        <w:textDirection w:val="btLr"/>
-                        <w:rPr>
-                          <w:sz w:val="16"/>
-                          <w:szCs w:val="16"/>
-                        </w:rPr>
-                      </w:pPr>
-                      <w:r>
-                        <w:rPr>
-                          <w:rFonts w:ascii="Arial" w:eastAsia="Arial" w:hAnsi="Arial"/>
-                          <w:sz w:val="11"/>
-                          <w:szCs w:val="16"/>
-                        </w:rPr>
-                        <w:t>Trésorier</w:t>
-                      </w:r>
-                    </w:p>
-                    <w:p>
-                      <w:pPr>
-                        <w:spacing w:before="0" w:line="360" w:lineRule="auto"/>
-                        <w:textDirection w:val="btLr"/>
-                        <w:rPr>
-                          <w:sz w:val="16"/>
-                          <w:szCs w:val="16"/>
-                        </w:rPr>
-                      </w:pPr>
-                      <w:r>
-                        <w:rPr>
-                          <w:rFonts w:ascii="Arial" w:eastAsia="Arial" w:hAnsi="Arial"/>
-                          <w:sz w:val="11"/>
-                          <w:szCs w:val="16"/>
-                        </w:rPr>
-                        <w:t xml:space="preserve">CEO </w:t>
-                      </w:r>
-                      <w:proofErr w:type="spellStart"/>
-                      <w:r>
-                        <w:rPr>
-                          <w:rFonts w:ascii="Arial" w:eastAsia="Arial" w:hAnsi="Arial"/>
-                          <w:sz w:val="11"/>
-                          <w:szCs w:val="16"/>
-                        </w:rPr>
-                        <w:t>Milvue</w:t>
-                      </w:r>
-                      <w:proofErr w:type="spellEnd"/>
-                    </w:p>
-                    <w:p>
-                      <w:pPr>
-                        <w:spacing w:before="0" w:line="360" w:lineRule="auto"/>
-                        <w:textDirection w:val="btLr"/>
-                        <w:rPr>
-                          <w:sz w:val="16"/>
-                          <w:szCs w:val="16"/>
-                        </w:rPr>
-                      </w:pPr>
-                      <w:r>
-                        <w:rPr>
-                          <w:rFonts w:ascii="Arial" w:eastAsia="Arial" w:hAnsi="Arial"/>
-                          <w:b/>
-                          <w:sz w:val="13"/>
-                          <w:szCs w:val="16"/>
-                        </w:rPr>
-                        <w:t>Anne-Claire Bourgeois</w:t>
-                      </w:r>
-                    </w:p>
-                    <w:p>
-                      <w:pPr>
-                        <w:spacing w:before="0" w:line="360" w:lineRule="auto"/>
-                        <w:textDirection w:val="btLr"/>
-                        <w:rPr>
-                          <w:sz w:val="16"/>
-                          <w:szCs w:val="16"/>
-                        </w:rPr>
-                      </w:pPr>
-                      <w:r>
-                        <w:rPr>
-                          <w:rFonts w:ascii="Arial" w:eastAsia="Arial" w:hAnsi="Arial"/>
-                          <w:sz w:val="11"/>
-                          <w:szCs w:val="16"/>
-                        </w:rPr>
-                        <w:t>Secrétaire</w:t>
-                      </w:r>
-                    </w:p>
-                    <w:p>
-                      <w:pPr>
-                        <w:spacing w:before="0" w:line="360" w:lineRule="auto"/>
-                        <w:textDirection w:val="btLr"/>
-                        <w:rPr>
-                          <w:sz w:val="16"/>
-                          <w:szCs w:val="16"/>
-                        </w:rPr>
-                      </w:pPr>
-                      <w:r>
-                        <w:rPr>
-                          <w:rFonts w:ascii="Arial" w:eastAsia="Arial" w:hAnsi="Arial"/>
-                          <w:sz w:val="11"/>
-                          <w:szCs w:val="16"/>
-                        </w:rPr>
-                        <w:t>Orthophoniste</w:t>
-                      </w:r>
-                    </w:p>
-                    <w:p>
-                      <w:pPr>
-                        <w:spacing w:before="0" w:line="360" w:lineRule="auto"/>
-                        <w:textDirection w:val="btLr"/>
-                        <w:rPr>
-                          <w:sz w:val="16"/>
-                          <w:szCs w:val="16"/>
-                        </w:rPr>
-                      </w:pPr>
-                      <w:r>
-                        <w:rPr>
-                          <w:rFonts w:ascii="Arial" w:eastAsia="Arial" w:hAnsi="Arial"/>
-                          <w:b/>
-                          <w:sz w:val="13"/>
-                          <w:szCs w:val="16"/>
-                        </w:rPr>
-                        <w:t>Fabrice Gzil</w:t>
-                      </w:r>
-                    </w:p>
-                    <w:p>
-                      <w:pPr>
-                        <w:spacing w:before="0" w:line="360" w:lineRule="auto"/>
-                        <w:textDirection w:val="btLr"/>
-                        <w:rPr>
-                          <w:sz w:val="16"/>
-                          <w:szCs w:val="16"/>
-                        </w:rPr>
-                      </w:pPr>
-                      <w:r>
-                        <w:rPr>
-                          <w:rFonts w:ascii="Arial" w:eastAsia="Arial" w:hAnsi="Arial"/>
-                          <w:sz w:val="11"/>
-                          <w:szCs w:val="16"/>
-                        </w:rPr>
-                        <w:t>Vice-Président</w:t>
-                      </w:r>
-                    </w:p>
-                    <w:p>
-                      <w:pPr>
-                        <w:spacing w:before="0" w:line="360" w:lineRule="auto"/>
-                        <w:textDirection w:val="btLr"/>
-                        <w:rPr>
-                          <w:sz w:val="16"/>
-                          <w:szCs w:val="16"/>
-                        </w:rPr>
-                      </w:pPr>
-                      <w:r>
-                        <w:rPr>
-                          <w:rFonts w:ascii="Arial" w:eastAsia="Arial" w:hAnsi="Arial"/>
-                          <w:sz w:val="11"/>
-                          <w:szCs w:val="16"/>
-                        </w:rPr>
-                        <w:t>Professeur à l’EHESP</w:t>
+                        <w:t>POSTE</w:t>
                       </w:r>
                     </w:p>
                     <w:p>
@@ -3711,18 +1733,6 @@
           <w:rFonts w:cs="Times New Roman"/>
         </w:rPr>
       </w:pPr>
-      <w:r>
-        <w:rPr>
-          <w:rFonts w:cs="Times New Roman"/>
-        </w:rPr>
-        <w:t>Je rencontre ce jour</w:t>
-      </w:r>
-      <w:r>
-        <w:rPr>
-          <w:rFonts w:cs="Times New Roman"/>
-        </w:rPr>
-        <w:t xml:space="preserve"> </w:t>
-      </w:r>
     </w:p>
     <w:p>
       <w:pPr>
@@ -3739,6 +1749,34 @@
           <w:rFonts w:cs="Times New Roman"/>
         </w:rPr>
       </w:pPr>
+      <w:r>
+        <w:rPr>
+          <w:rFonts w:cs="Times New Roman"/>
+        </w:rPr>
+        <w:t>Je rencontre ce jour</w:t>
+      </w:r>
+      <w:r>
+        <w:rPr>
+          <w:rFonts w:cs="Times New Roman"/>
+        </w:rPr>
+        <w:t xml:space="preserve"> </w:t>
+      </w:r>
+    </w:p>
+    <w:p>
+      <w:pPr>
+        <w:pBdr>
+          <w:top w:val="nil"/>
+          <w:left w:val="nil"/>
+          <w:bottom w:val="nil"/>
+          <w:right w:val="nil"/>
+          <w:between w:val="nil"/>
+        </w:pBdr>
+        <w:spacing w:after="120"/>
+        <w:ind w:right="-30" w:firstLine="142"/>
+        <w:rPr>
+          <w:rFonts w:cs="Times New Roman"/>
+        </w:rPr>
+      </w:pPr>
     </w:p>
     <w:p>
       <w:pPr>
@@ -3926,7 +1964,7 @@
           <w:b/>
           <w:bCs/>
         </w:rPr>
-        <w:t>Geoffroy Gagliardi</w:t>
+        <w:t>Prénom NOM</w:t>
       </w:r>
     </w:p>
     <w:p>
@@ -3951,7 +1989,7 @@
           <w:i/>
           <w:iCs/>
         </w:rPr>
-        <w:t>Neuropsychologue, PhD</w:t>
+        <w:t>Titre/Fonction</w:t>
       </w:r>
     </w:p>
     <w:p>
@@ -3971,6 +2009,7 @@
           <w:iCs/>
         </w:rPr>
       </w:pPr>
+      <w:proofErr w:type="spellStart"/>
       <w:r>
         <w:rPr>
           <w:rFonts w:cs="Times New Roman"/>
@@ -3978,8 +2017,9 @@
           <w:i/>
           <w:iCs/>
         </w:rPr>
-        <w:t>Association Aloïs</w:t>
-      </w:r>
+        <w:t>Entreptise</w:t>
+      </w:r>
+      <w:proofErr w:type="spellEnd"/>
     </w:p>
     <w:p>
       <w:pPr>
@@ -4007,10 +2047,10 @@
           <w:szCs w:val="24"/>
         </w:rPr>
         <w:drawing>
-          <wp:inline distT="0" distB="0" distL="0" distR="0" wp14:anchorId="6CD5B2A2" wp14:editId="4D7596C2">
-            <wp:extent cx="1195070" cy="766445"/>
+          <wp:inline distT="0" distB="0" distL="0" distR="0" wp14:anchorId="6CD5B2A2" wp14:editId="0CA7D608">
+            <wp:extent cx="766445" cy="766445"/>
             <wp:effectExtent l="0" t="0" r="0" b="0"/>
-            <wp:docPr id="1889413856" name="Image 4" descr="Une image contenant connecteur&#10;&#10;Le contenu généré par l’IA peut être incorrect."/>
+            <wp:docPr id="1889413856" name="Image 4" descr="Signature contour"/>
             <wp:cNvGraphicFramePr>
               <a:graphicFrameLocks xmlns:a="http://schemas.openxmlformats.org/drawingml/2006/main" noChangeAspect="1"/>
             </wp:cNvGraphicFramePr>
@@ -4018,14 +2058,14 @@
               <a:graphicData uri="http://schemas.openxmlformats.org/drawingml/2006/picture">
                 <pic:pic xmlns:pic="http://schemas.openxmlformats.org/drawingml/2006/picture">
                   <pic:nvPicPr>
-                    <pic:cNvPr id="1889413856" name="Image 4" descr="Une image contenant connecteur&#10;&#10;Le contenu généré par l’IA peut être incorrect."/>
+                    <pic:cNvPr id="1889413856" name="Image 4" descr="Signature contour"/>
                     <pic:cNvPicPr/>
                   </pic:nvPicPr>
                   <pic:blipFill>
-                    <a:blip r:embed="rId10" cstate="print">
+                    <a:blip r:embed="rId11">
                       <a:extLst>
-                        <a:ext uri="{28A0092B-C50C-407E-A947-70E740481C1C}">
-                          <a14:useLocalDpi xmlns:a14="http://schemas.microsoft.com/office/drawing/2010/main" val="0"/>
+                        <a:ext uri="{96DAC541-7B7A-43D3-8B79-37D633B846F1}">
+                          <asvg:svgBlip xmlns:asvg="http://schemas.microsoft.com/office/drawing/2016/SVG/main" r:embed="rId12"/>
                         </a:ext>
                       </a:extLst>
                     </a:blip>
@@ -4036,7 +2076,7 @@
                   <pic:spPr>
                     <a:xfrm>
                       <a:off x="0" y="0"/>
-                      <a:ext cx="1195070" cy="766445"/>
+                      <a:ext cx="766445" cy="766445"/>
                     </a:xfrm>
                     <a:prstGeom prst="rect">
                       <a:avLst/>
@@ -4648,6 +2688,65 @@
     </w:p>
     <w:p>
       <w:pPr>
+        <w:pBdr>
+          <w:top w:val="nil"/>
+          <w:left w:val="nil"/>
+          <w:bottom w:val="single" w:sz="4" w:space="1" w:color="auto"/>
+          <w:right w:val="nil"/>
+          <w:between w:val="nil"/>
+        </w:pBdr>
+        <w:spacing w:after="40"/>
+        <w:ind w:right="-30"/>
+        <w:rPr>
+          <w:rFonts w:cs="Times New Roman"/>
+          <w:b/>
+          <w:sz w:val="24"/>
+          <w:szCs w:val="24"/>
+        </w:rPr>
+      </w:pPr>
+      <w:r>
+        <w:rPr>
+          <w:rFonts w:cs="Times New Roman"/>
+          <w:b/>
+          <w:sz w:val="24"/>
+          <w:szCs w:val="24"/>
+        </w:rPr>
+        <w:t>ÉVALUATION NEUROPSYCHOLOGIQUE</w:t>
+      </w:r>
+    </w:p>
+    <w:p>
+      <w:pPr>
+        <w:widowControl w:val="0"/>
+        <w:pBdr>
+          <w:bottom w:val="single" w:sz="4" w:space="1" w:color="auto"/>
+        </w:pBdr>
+        <w:tabs>
+          <w:tab w:val="left" w:pos="2009"/>
+        </w:tabs>
+        <w:autoSpaceDE w:val="0"/>
+        <w:autoSpaceDN w:val="0"/>
+        <w:ind w:right="-30"/>
+        <w:rPr>
+          <w:rFonts w:cs="Times New Roman"/>
+          <w:b/>
+          <w:bCs/>
+          <w:sz w:val="20"/>
+          <w:szCs w:val="20"/>
+        </w:rPr>
+      </w:pPr>
+      <w:r>
+        <w:rPr>
+          <w:rFonts w:cs="Times New Roman"/>
+          <w:b/>
+          <w:bCs/>
+          <w:sz w:val="20"/>
+          <w:szCs w:val="20"/>
+        </w:rPr>
+        <w:t>Observations cliniques</w:t>
+      </w:r>
+    </w:p>
+    <w:p>
+      <w:pPr>
         <w:widowControl w:val="0"/>
         <w:autoSpaceDE w:val="0"/>
         <w:autoSpaceDN w:val="0"/>
@@ -4662,20 +2761,811 @@
           <w:rFonts w:cs="Times New Roman"/>
           <w:bCs/>
         </w:rPr>
+        <w:t xml:space="preserve">Au cours de l’évaluation, </w:t>
+      </w:r>
+    </w:p>
+    <w:p>
+      <w:pPr>
+        <w:widowControl w:val="0"/>
+        <w:autoSpaceDE w:val="0"/>
+        <w:autoSpaceDN w:val="0"/>
+        <w:ind w:right="-30" w:firstLine="207"/>
+        <w:rPr>
+          <w:rFonts w:cs="Times New Roman"/>
+          <w:bCs/>
+        </w:rPr>
+      </w:pPr>
+    </w:p>
+    <w:p>
+      <w:pPr>
+        <w:widowControl w:val="0"/>
+        <w:pBdr>
+          <w:bottom w:val="single" w:sz="4" w:space="1" w:color="auto"/>
+        </w:pBdr>
+        <w:tabs>
+          <w:tab w:val="left" w:pos="2009"/>
+        </w:tabs>
+        <w:autoSpaceDE w:val="0"/>
+        <w:autoSpaceDN w:val="0"/>
+        <w:ind w:right="-30"/>
+        <w:rPr>
+          <w:rFonts w:cs="Times New Roman"/>
+          <w:b/>
+          <w:bCs/>
+          <w:sz w:val="20"/>
+          <w:szCs w:val="20"/>
+        </w:rPr>
+      </w:pPr>
+      <w:proofErr w:type="gramStart"/>
+      <w:r>
+        <w:rPr>
+          <w:rFonts w:cs="Times New Roman"/>
+          <w:b/>
+          <w:bCs/>
+          <w:sz w:val="20"/>
+          <w:szCs w:val="20"/>
+        </w:rPr>
+        <w:t>Sphères thymique</w:t>
+      </w:r>
+      <w:proofErr w:type="gramEnd"/>
+      <w:r>
+        <w:rPr>
+          <w:rFonts w:cs="Times New Roman"/>
+          <w:b/>
+          <w:bCs/>
+          <w:sz w:val="20"/>
+          <w:szCs w:val="20"/>
+        </w:rPr>
+        <w:t xml:space="preserve"> et comportementale</w:t>
+      </w:r>
+    </w:p>
+    <w:p>
+      <w:pPr>
+        <w:widowControl w:val="0"/>
+        <w:autoSpaceDE w:val="0"/>
+        <w:autoSpaceDN w:val="0"/>
+        <w:ind w:right="-30" w:firstLine="207"/>
+        <w:rPr>
+          <w:rFonts w:cs="Times New Roman"/>
+          <w:bCs/>
+        </w:rPr>
+      </w:pPr>
+      <w:r>
+        <w:rPr>
+          <w:rFonts w:cs="Times New Roman"/>
+          <w:bCs/>
+        </w:rPr>
+        <w:t xml:space="preserve">Au cours de l’entretien, </w:t>
+      </w:r>
+    </w:p>
+    <w:p>
+      <w:pPr>
+        <w:widowControl w:val="0"/>
+        <w:autoSpaceDE w:val="0"/>
+        <w:autoSpaceDN w:val="0"/>
+        <w:ind w:right="-30" w:firstLine="207"/>
+        <w:rPr>
+          <w:rFonts w:cs="Times New Roman"/>
+          <w:bCs/>
+        </w:rPr>
+      </w:pPr>
+    </w:p>
+    <w:p>
+      <w:pPr>
+        <w:widowControl w:val="0"/>
+        <w:autoSpaceDE w:val="0"/>
+        <w:autoSpaceDN w:val="0"/>
+        <w:ind w:right="-30" w:firstLine="207"/>
+        <w:rPr>
+          <w:rFonts w:cs="Times New Roman"/>
+          <w:bCs/>
+        </w:rPr>
+      </w:pPr>
+    </w:p>
+    <w:p>
+      <w:pPr>
+        <w:widowControl w:val="0"/>
+        <w:pBdr>
+          <w:bottom w:val="single" w:sz="4" w:space="1" w:color="auto"/>
+        </w:pBdr>
+        <w:tabs>
+          <w:tab w:val="left" w:pos="2009"/>
+        </w:tabs>
+        <w:autoSpaceDE w:val="0"/>
+        <w:autoSpaceDN w:val="0"/>
+        <w:ind w:right="-30"/>
+        <w:rPr>
+          <w:rFonts w:cs="Times New Roman"/>
+          <w:b/>
+          <w:bCs/>
+          <w:sz w:val="20"/>
+          <w:szCs w:val="20"/>
+        </w:rPr>
+      </w:pPr>
+      <w:r>
+        <w:rPr>
+          <w:rFonts w:cs="Times New Roman"/>
+          <w:b/>
+          <w:bCs/>
+          <w:sz w:val="20"/>
+          <w:szCs w:val="20"/>
+        </w:rPr>
+        <w:t>Efficience cognitive globale</w:t>
+      </w:r>
+      <w:r>
+        <w:rPr>
+          <w:rFonts w:cs="Times New Roman"/>
+        </w:rPr>
         <w:t xml:space="preserve"> </w:t>
       </w:r>
+    </w:p>
+    <w:p>
+      <w:pPr>
+        <w:widowControl w:val="0"/>
+        <w:autoSpaceDE w:val="0"/>
+        <w:autoSpaceDN w:val="0"/>
+        <w:ind w:right="-30" w:firstLine="207"/>
+        <w:rPr>
+          <w:rFonts w:cs="Times New Roman"/>
+          <w:bCs/>
+        </w:rPr>
+      </w:pPr>
+      <w:r>
+        <w:rPr>
+          <w:rFonts w:cs="Times New Roman"/>
+          <w:bCs/>
+        </w:rPr>
+        <w:t xml:space="preserve">L’efficience cognitive globale, </w:t>
+      </w:r>
+    </w:p>
+    <w:p>
+      <w:pPr>
+        <w:widowControl w:val="0"/>
+        <w:autoSpaceDE w:val="0"/>
+        <w:autoSpaceDN w:val="0"/>
+        <w:ind w:right="-30" w:firstLine="207"/>
+        <w:rPr>
+          <w:rFonts w:cs="Times New Roman"/>
+          <w:bCs/>
+        </w:rPr>
+      </w:pPr>
+    </w:p>
+    <w:p>
+      <w:pPr>
+        <w:widowControl w:val="0"/>
+        <w:pBdr>
+          <w:bottom w:val="single" w:sz="4" w:space="1" w:color="auto"/>
+        </w:pBdr>
+        <w:tabs>
+          <w:tab w:val="left" w:pos="2009"/>
+        </w:tabs>
+        <w:autoSpaceDE w:val="0"/>
+        <w:autoSpaceDN w:val="0"/>
+        <w:ind w:right="-30"/>
+        <w:rPr>
+          <w:rFonts w:cs="Times New Roman"/>
+          <w:b/>
+          <w:bCs/>
+          <w:sz w:val="20"/>
+          <w:szCs w:val="20"/>
+        </w:rPr>
+      </w:pPr>
+      <w:r>
+        <w:rPr>
+          <w:rFonts w:cs="Times New Roman"/>
+          <w:b/>
+          <w:bCs/>
+          <w:sz w:val="20"/>
+          <w:szCs w:val="20"/>
+        </w:rPr>
+        <w:t>Sphère instrumentale</w:t>
+      </w:r>
+    </w:p>
+    <w:p>
+      <w:pPr>
+        <w:widowControl w:val="0"/>
+        <w:tabs>
+          <w:tab w:val="left" w:pos="2009"/>
+        </w:tabs>
+        <w:autoSpaceDE w:val="0"/>
+        <w:autoSpaceDN w:val="0"/>
+        <w:ind w:right="-30"/>
+        <w:rPr>
+          <w:rFonts w:cs="Times New Roman"/>
+          <w:i/>
+          <w:iCs/>
+          <w:color w:val="7F7F7F" w:themeColor="text1" w:themeTint="80"/>
+          <w:sz w:val="16"/>
+          <w:szCs w:val="16"/>
+        </w:rPr>
+      </w:pPr>
+      <w:r>
+        <w:rPr>
+          <w:rFonts w:cs="Times New Roman"/>
+          <w:i/>
+          <w:iCs/>
+          <w:color w:val="7F7F7F" w:themeColor="text1" w:themeTint="80"/>
+          <w:sz w:val="16"/>
+          <w:szCs w:val="16"/>
+        </w:rPr>
+        <w:t>Les fonctions instrumentales représentent un ensemble de fonctions que sont le langage, les gnosies visuelles (perception et reconnaissance visuelle) et les praxies (exécution de gestes et compétences grapho-motrices).</w:t>
+      </w:r>
+    </w:p>
+    <w:p>
+      <w:pPr>
+        <w:widowControl w:val="0"/>
+        <w:autoSpaceDE w:val="0"/>
+        <w:autoSpaceDN w:val="0"/>
+        <w:ind w:right="-30" w:firstLine="207"/>
+        <w:rPr>
+          <w:rFonts w:cs="Times New Roman"/>
+          <w:bCs/>
+        </w:rPr>
+      </w:pPr>
+    </w:p>
+    <w:p>
+      <w:pPr>
+        <w:widowControl w:val="0"/>
+        <w:pBdr>
+          <w:bottom w:val="single" w:sz="4" w:space="1" w:color="auto"/>
+        </w:pBdr>
+        <w:tabs>
+          <w:tab w:val="left" w:pos="2009"/>
+        </w:tabs>
+        <w:autoSpaceDE w:val="0"/>
+        <w:autoSpaceDN w:val="0"/>
+        <w:ind w:right="-30"/>
+        <w:rPr>
+          <w:rFonts w:cs="Times New Roman"/>
+          <w:b/>
+          <w:bCs/>
+          <w:sz w:val="20"/>
+          <w:szCs w:val="20"/>
+        </w:rPr>
+      </w:pPr>
+      <w:r>
+        <w:rPr>
+          <w:rFonts w:cs="Times New Roman"/>
+          <w:b/>
+          <w:bCs/>
+          <w:sz w:val="20"/>
+          <w:szCs w:val="20"/>
+        </w:rPr>
+        <w:t>Sphère attentionnelle / Vitesse de traitement</w:t>
+      </w:r>
+    </w:p>
+    <w:p>
+      <w:pPr>
+        <w:ind w:right="-30"/>
+        <w:rPr>
+          <w:rFonts w:cs="Times New Roman"/>
+          <w:i/>
+          <w:iCs/>
+          <w:color w:val="7F7F7F" w:themeColor="text1" w:themeTint="80"/>
+          <w:sz w:val="16"/>
+          <w:szCs w:val="16"/>
+        </w:rPr>
+      </w:pPr>
+      <w:r>
+        <w:rPr>
+          <w:rFonts w:cs="Times New Roman"/>
+          <w:i/>
+          <w:iCs/>
+          <w:color w:val="7F7F7F" w:themeColor="text1" w:themeTint="80"/>
+          <w:sz w:val="16"/>
+          <w:szCs w:val="16"/>
+        </w:rPr>
+        <w:t xml:space="preserve">Les fonctions attentionnelles sont des fonctions de base qui permettent d’interagir avec son environnement en mettant à disponibilité le système de réponse pour réagir à la présentation d’un élément présent (vigilance, alerte). Aussi, cela permet de prêter attention à un élément particulier présenté au sein d’autres éléments (attention sélective), de se concentrer sur une longue durée (attention soutenue) ou encore de traiter simultanément plusieurs informations, de réaliser plusieurs tâches de façon concomitante (attention divisée). </w:t>
+      </w:r>
+      <w:r>
+        <w:rPr>
+          <w:rFonts w:cs="Times New Roman"/>
+          <w:bCs/>
+        </w:rPr>
+        <w:t xml:space="preserve"> </w:t>
+      </w:r>
+    </w:p>
+    <w:p>
+      <w:pPr>
+        <w:widowControl w:val="0"/>
+        <w:autoSpaceDE w:val="0"/>
+        <w:autoSpaceDN w:val="0"/>
+        <w:ind w:right="-30" w:firstLine="207"/>
+        <w:rPr>
+          <w:rFonts w:cs="Times New Roman"/>
+          <w:bCs/>
+        </w:rPr>
+      </w:pPr>
+    </w:p>
+    <w:p>
+      <w:pPr>
+        <w:widowControl w:val="0"/>
+        <w:pBdr>
+          <w:bottom w:val="single" w:sz="4" w:space="1" w:color="auto"/>
+        </w:pBdr>
+        <w:tabs>
+          <w:tab w:val="left" w:pos="2009"/>
+        </w:tabs>
+        <w:autoSpaceDE w:val="0"/>
+        <w:autoSpaceDN w:val="0"/>
+        <w:ind w:right="-30"/>
+        <w:rPr>
+          <w:rFonts w:cs="Times New Roman"/>
+          <w:b/>
+          <w:bCs/>
+          <w:sz w:val="20"/>
+          <w:szCs w:val="20"/>
+        </w:rPr>
+      </w:pPr>
+      <w:r>
+        <w:rPr>
+          <w:rFonts w:cs="Times New Roman"/>
+          <w:b/>
+          <w:bCs/>
+          <w:sz w:val="20"/>
+          <w:szCs w:val="20"/>
+        </w:rPr>
+        <w:t>Sphère exécutive</w:t>
+      </w:r>
+    </w:p>
+    <w:p>
+      <w:pPr>
+        <w:widowControl w:val="0"/>
+        <w:tabs>
+          <w:tab w:val="left" w:pos="2009"/>
+        </w:tabs>
+        <w:autoSpaceDE w:val="0"/>
+        <w:autoSpaceDN w:val="0"/>
+        <w:ind w:right="-30"/>
+        <w:rPr>
+          <w:rFonts w:cs="Times New Roman"/>
+          <w:sz w:val="6"/>
+          <w:szCs w:val="6"/>
+        </w:rPr>
+      </w:pPr>
+      <w:r>
+        <w:rPr>
+          <w:rFonts w:cs="Times New Roman"/>
+          <w:i/>
+          <w:iCs/>
+          <w:color w:val="7F7F7F" w:themeColor="text1" w:themeTint="80"/>
+          <w:sz w:val="16"/>
+          <w:szCs w:val="16"/>
+        </w:rPr>
+        <w:t xml:space="preserve">Les fonctions exécutives permettent </w:t>
+      </w:r>
+      <w:proofErr w:type="spellStart"/>
+      <w:r>
+        <w:rPr>
+          <w:rFonts w:cs="Times New Roman"/>
+          <w:i/>
+          <w:iCs/>
+          <w:color w:val="7F7F7F" w:themeColor="text1" w:themeTint="80"/>
+          <w:sz w:val="16"/>
+          <w:szCs w:val="16"/>
+        </w:rPr>
+        <w:t>a</w:t>
+      </w:r>
+      <w:proofErr w:type="spellEnd"/>
+      <w:r>
+        <w:rPr>
+          <w:rFonts w:cs="Times New Roman"/>
+          <w:i/>
+          <w:iCs/>
+          <w:color w:val="7F7F7F" w:themeColor="text1" w:themeTint="80"/>
+          <w:sz w:val="16"/>
+          <w:szCs w:val="16"/>
+        </w:rPr>
+        <w:t xml:space="preserve">̀ chacun d’adapter son comportement face </w:t>
+      </w:r>
+      <w:proofErr w:type="spellStart"/>
+      <w:r>
+        <w:rPr>
+          <w:rFonts w:cs="Times New Roman"/>
+          <w:i/>
+          <w:iCs/>
+          <w:color w:val="7F7F7F" w:themeColor="text1" w:themeTint="80"/>
+          <w:sz w:val="16"/>
+          <w:szCs w:val="16"/>
+        </w:rPr>
+        <w:t>a</w:t>
+      </w:r>
+      <w:proofErr w:type="spellEnd"/>
+      <w:r>
+        <w:rPr>
+          <w:rFonts w:cs="Times New Roman"/>
+          <w:i/>
+          <w:iCs/>
+          <w:color w:val="7F7F7F" w:themeColor="text1" w:themeTint="80"/>
+          <w:sz w:val="16"/>
+          <w:szCs w:val="16"/>
+        </w:rPr>
+        <w:t xml:space="preserve">̀ une nouvelle situation, une situation non routinière (exemple : planifier des vacances). Elles comprennent notamment l’initiation (démarrer une action par soi-même), l’inhibition (contrôler ses actions et pensées ; résister </w:t>
+      </w:r>
+      <w:proofErr w:type="spellStart"/>
+      <w:r>
+        <w:rPr>
+          <w:rFonts w:cs="Times New Roman"/>
+          <w:i/>
+          <w:iCs/>
+          <w:color w:val="7F7F7F" w:themeColor="text1" w:themeTint="80"/>
+          <w:sz w:val="16"/>
+          <w:szCs w:val="16"/>
+        </w:rPr>
+        <w:t>a</w:t>
+      </w:r>
+      <w:proofErr w:type="spellEnd"/>
+      <w:r>
+        <w:rPr>
+          <w:rFonts w:cs="Times New Roman"/>
+          <w:i/>
+          <w:iCs/>
+          <w:color w:val="7F7F7F" w:themeColor="text1" w:themeTint="80"/>
+          <w:sz w:val="16"/>
+          <w:szCs w:val="16"/>
+        </w:rPr>
+        <w:t xml:space="preserve">̀ des automatismes), la flexibilité mentale (passer aisément d’une tâche à une autre soit de façon spontanée soit réactive c’est </w:t>
+      </w:r>
+      <w:proofErr w:type="spellStart"/>
+      <w:r>
+        <w:rPr>
+          <w:rFonts w:cs="Times New Roman"/>
+          <w:i/>
+          <w:iCs/>
+          <w:color w:val="7F7F7F" w:themeColor="text1" w:themeTint="80"/>
+          <w:sz w:val="16"/>
+          <w:szCs w:val="16"/>
+        </w:rPr>
+        <w:t>a</w:t>
+      </w:r>
+      <w:proofErr w:type="spellEnd"/>
+      <w:r>
+        <w:rPr>
+          <w:rFonts w:cs="Times New Roman"/>
+          <w:i/>
+          <w:iCs/>
+          <w:color w:val="7F7F7F" w:themeColor="text1" w:themeTint="80"/>
+          <w:sz w:val="16"/>
+          <w:szCs w:val="16"/>
+        </w:rPr>
+        <w:t xml:space="preserve">̀ dire en réponse </w:t>
+      </w:r>
+      <w:proofErr w:type="spellStart"/>
+      <w:r>
+        <w:rPr>
+          <w:rFonts w:cs="Times New Roman"/>
+          <w:i/>
+          <w:iCs/>
+          <w:color w:val="7F7F7F" w:themeColor="text1" w:themeTint="80"/>
+          <w:sz w:val="16"/>
+          <w:szCs w:val="16"/>
+        </w:rPr>
+        <w:t>a</w:t>
+      </w:r>
+      <w:proofErr w:type="spellEnd"/>
+      <w:r>
+        <w:rPr>
+          <w:rFonts w:cs="Times New Roman"/>
+          <w:i/>
+          <w:iCs/>
+          <w:color w:val="7F7F7F" w:themeColor="text1" w:themeTint="80"/>
+          <w:sz w:val="16"/>
+          <w:szCs w:val="16"/>
+        </w:rPr>
+        <w:t>̀ une consigne), l’organisation/la planification (établir et suivre un plan d’action) et la mémoire de travail (maintien et manipulation des informations en mémoire à court terme).</w:t>
+      </w:r>
+    </w:p>
+    <w:p>
+      <w:pPr>
+        <w:widowControl w:val="0"/>
+        <w:autoSpaceDE w:val="0"/>
+        <w:autoSpaceDN w:val="0"/>
+        <w:ind w:right="-30" w:firstLine="207"/>
+        <w:rPr>
+          <w:rFonts w:cs="Times New Roman"/>
+          <w:bCs/>
+        </w:rPr>
+      </w:pPr>
+    </w:p>
+    <w:p>
+      <w:pPr>
+        <w:widowControl w:val="0"/>
+        <w:pBdr>
+          <w:bottom w:val="single" w:sz="4" w:space="1" w:color="auto"/>
+        </w:pBdr>
+        <w:tabs>
+          <w:tab w:val="left" w:pos="2009"/>
+        </w:tabs>
+        <w:autoSpaceDE w:val="0"/>
+        <w:autoSpaceDN w:val="0"/>
+        <w:ind w:right="-30"/>
+        <w:rPr>
+          <w:rFonts w:cs="Times New Roman"/>
+          <w:b/>
+          <w:bCs/>
+          <w:sz w:val="20"/>
+          <w:szCs w:val="20"/>
+        </w:rPr>
+      </w:pPr>
+      <w:r>
+        <w:rPr>
+          <w:rFonts w:cs="Times New Roman"/>
+          <w:b/>
+          <w:bCs/>
+          <w:sz w:val="20"/>
+          <w:szCs w:val="20"/>
+        </w:rPr>
+        <w:t>Cognition Sociale</w:t>
+      </w:r>
+    </w:p>
+    <w:p>
+      <w:pPr>
+        <w:widowControl w:val="0"/>
+        <w:tabs>
+          <w:tab w:val="left" w:pos="2009"/>
+        </w:tabs>
+        <w:autoSpaceDE w:val="0"/>
+        <w:autoSpaceDN w:val="0"/>
+        <w:ind w:right="-30"/>
+        <w:rPr>
+          <w:rFonts w:cs="Times New Roman"/>
+          <w:sz w:val="6"/>
+          <w:szCs w:val="6"/>
+        </w:rPr>
+      </w:pPr>
+      <w:r>
+        <w:rPr>
+          <w:rFonts w:cs="Times New Roman"/>
+          <w:i/>
+          <w:iCs/>
+          <w:color w:val="7F7F7F" w:themeColor="text1" w:themeTint="80"/>
+          <w:sz w:val="16"/>
+          <w:szCs w:val="16"/>
+        </w:rPr>
+        <w:t>L</w:t>
+      </w:r>
+      <w:r>
+        <w:rPr>
+          <w:rFonts w:cs="Times New Roman"/>
+          <w:i/>
+          <w:iCs/>
+          <w:color w:val="7F7F7F" w:themeColor="text1" w:themeTint="80"/>
+          <w:sz w:val="16"/>
+          <w:szCs w:val="16"/>
+        </w:rPr>
+        <w:t>e terme Cognition Sociale réfère à l’ensemble des processus cognitifs qui permettent à chacun d’inférer/ comprendre les états mentaux d’autrui. Cela peut concerner les aspects dits « basiques » de contamination émotionnelle, jusqu’à l’inférence de croyances, états mentaux, motivation des pairs (théorie de l’esprit, aspect cognitif), comme les émotions qu’ils peuvent ressentir (aspect émotionnel).</w:t>
+      </w:r>
+    </w:p>
+    <w:p>
+      <w:pPr>
+        <w:widowControl w:val="0"/>
+        <w:autoSpaceDE w:val="0"/>
+        <w:autoSpaceDN w:val="0"/>
+        <w:ind w:right="-30" w:firstLine="207"/>
+        <w:rPr>
+          <w:rFonts w:cs="Times New Roman"/>
+          <w:bCs/>
+        </w:rPr>
+      </w:pPr>
+    </w:p>
+    <w:p>
+      <w:pPr>
+        <w:widowControl w:val="0"/>
+        <w:pBdr>
+          <w:bottom w:val="single" w:sz="4" w:space="1" w:color="auto"/>
+        </w:pBdr>
+        <w:tabs>
+          <w:tab w:val="left" w:pos="2009"/>
+        </w:tabs>
+        <w:autoSpaceDE w:val="0"/>
+        <w:autoSpaceDN w:val="0"/>
+        <w:ind w:right="-30"/>
+        <w:rPr>
+          <w:rFonts w:cs="Times New Roman"/>
+          <w:b/>
+          <w:bCs/>
+          <w:sz w:val="20"/>
+          <w:szCs w:val="20"/>
+        </w:rPr>
+      </w:pPr>
+      <w:r>
+        <w:rPr>
+          <w:rFonts w:cs="Times New Roman"/>
+          <w:b/>
+          <w:bCs/>
+          <w:sz w:val="20"/>
+          <w:szCs w:val="20"/>
+        </w:rPr>
+        <w:t>Sphère mnésique</w:t>
+      </w:r>
+    </w:p>
+    <w:p>
+      <w:pPr>
+        <w:widowControl w:val="0"/>
+        <w:tabs>
+          <w:tab w:val="left" w:pos="2009"/>
+        </w:tabs>
+        <w:autoSpaceDE w:val="0"/>
+        <w:autoSpaceDN w:val="0"/>
+        <w:ind w:right="-30"/>
+        <w:rPr>
+          <w:rFonts w:cs="Times New Roman"/>
+          <w:i/>
+          <w:iCs/>
+          <w:color w:val="7F7F7F" w:themeColor="text1" w:themeTint="80"/>
+          <w:sz w:val="16"/>
+          <w:szCs w:val="16"/>
+        </w:rPr>
+      </w:pPr>
+      <w:r>
+        <w:rPr>
+          <w:rFonts w:cs="Times New Roman"/>
+          <w:i/>
+          <w:iCs/>
+          <w:color w:val="7F7F7F" w:themeColor="text1" w:themeTint="80"/>
+          <w:sz w:val="16"/>
+          <w:szCs w:val="16"/>
+        </w:rPr>
+        <w:t>La mémoire épisodique correspond aux souvenirs des faits personnellement vécus.</w:t>
+      </w:r>
+      <w:r>
+        <w:rPr>
+          <w:rFonts w:cs="Times New Roman"/>
+          <w:i/>
+          <w:iCs/>
+          <w:color w:val="7F7F7F" w:themeColor="text1" w:themeTint="80"/>
+          <w:sz w:val="16"/>
+          <w:szCs w:val="16"/>
+        </w:rPr>
+        <w:t xml:space="preserve"> </w:t>
+      </w:r>
+      <w:r>
+        <w:rPr>
+          <w:rFonts w:cs="Times New Roman"/>
+          <w:i/>
+          <w:iCs/>
+          <w:color w:val="7F7F7F" w:themeColor="text1" w:themeTint="80"/>
+          <w:sz w:val="16"/>
+          <w:szCs w:val="16"/>
+        </w:rPr>
+        <w:t>Cette mémoire possède une capacité illimitée en termes de temps de rétention et de quantité d’information. La mémoire à court terme permet de retenir un nombre limité d'informations durant une courte durée (quelques secondes/minutes).</w:t>
+      </w:r>
+    </w:p>
+    <w:p>
+      <w:pPr>
+        <w:widowControl w:val="0"/>
+        <w:autoSpaceDE w:val="0"/>
+        <w:autoSpaceDN w:val="0"/>
+        <w:ind w:right="-30" w:firstLine="207"/>
+        <w:rPr>
+          <w:rFonts w:cs="Times New Roman"/>
+          <w:bCs/>
+        </w:rPr>
+      </w:pPr>
+      <w:r>
+        <w:rPr>
+          <w:rFonts w:cs="Times New Roman"/>
+          <w:bCs/>
+        </w:rPr>
+        <w:t xml:space="preserve"> </w:t>
+      </w:r>
+    </w:p>
+    <w:p>
+      <w:pPr>
+        <w:widowControl w:val="0"/>
+        <w:autoSpaceDE w:val="0"/>
+        <w:autoSpaceDN w:val="0"/>
+        <w:ind w:right="-30" w:firstLine="207"/>
+        <w:rPr>
+          <w:rFonts w:cs="Times New Roman"/>
+          <w:bCs/>
+        </w:rPr>
+      </w:pPr>
+    </w:p>
+    <w:p>
+      <w:pPr>
+        <w:spacing w:before="0"/>
+        <w:jc w:val="left"/>
+        <w:rPr>
+          <w:rFonts w:cs="Times New Roman"/>
+          <w:b/>
+          <w:sz w:val="24"/>
+          <w:szCs w:val="24"/>
+        </w:rPr>
+      </w:pPr>
+      <w:r>
+        <w:rPr>
+          <w:rFonts w:cs="Times New Roman"/>
+          <w:b/>
+          <w:sz w:val="24"/>
+          <w:szCs w:val="24"/>
+        </w:rPr>
+        <w:br w:type="page"/>
+      </w:r>
+    </w:p>
+    <w:p>
+      <w:pPr>
+        <w:widowControl w:val="0"/>
+        <w:pBdr>
+          <w:bottom w:val="single" w:sz="4" w:space="1" w:color="auto"/>
+        </w:pBdr>
+        <w:tabs>
+          <w:tab w:val="left" w:pos="2009"/>
+        </w:tabs>
+        <w:autoSpaceDE w:val="0"/>
+        <w:autoSpaceDN w:val="0"/>
+        <w:ind w:right="-30"/>
+        <w:rPr>
+          <w:rFonts w:cs="Times New Roman"/>
+          <w:b/>
+          <w:sz w:val="24"/>
+          <w:szCs w:val="24"/>
+        </w:rPr>
+        <w:sectPr>
+          <w:headerReference w:type="even" r:id="rId13"/>
+          <w:headerReference w:type="default" r:id="rId14"/>
+          <w:footerReference w:type="even" r:id="rId15"/>
+          <w:footerReference w:type="default" r:id="rId16"/>
+          <w:headerReference w:type="first" r:id="rId17"/>
+          <w:footerReference w:type="first" r:id="rId18"/>
+          <w:pgSz w:w="11906" w:h="16838"/>
+          <w:pgMar w:top="720" w:right="720" w:bottom="720" w:left="720" w:header="709" w:footer="154" w:gutter="0"/>
+          <w:pgNumType w:start="1"/>
+          <w:cols w:space="720"/>
+          <w:docGrid w:linePitch="245"/>
+        </w:sectPr>
+      </w:pPr>
+    </w:p>
+    <w:p>
+      <w:pPr>
+        <w:widowControl w:val="0"/>
+        <w:pBdr>
+          <w:bottom w:val="single" w:sz="4" w:space="1" w:color="auto"/>
+        </w:pBdr>
+        <w:tabs>
+          <w:tab w:val="left" w:pos="2009"/>
+        </w:tabs>
+        <w:autoSpaceDE w:val="0"/>
+        <w:autoSpaceDN w:val="0"/>
+        <w:ind w:right="-30"/>
+        <w:rPr>
+          <w:rFonts w:cs="Times New Roman"/>
+          <w:b/>
+          <w:sz w:val="24"/>
+          <w:szCs w:val="24"/>
+        </w:rPr>
+      </w:pPr>
+      <w:r>
+        <w:rPr>
+          <w:rFonts w:cs="Times New Roman"/>
+          <w:b/>
+          <w:sz w:val="24"/>
+          <w:szCs w:val="24"/>
+        </w:rPr>
+        <w:lastRenderedPageBreak/>
+        <w:t>TABLEAU RÉCAPITULATIF DES RÉSULTATS</w:t>
+      </w:r>
+    </w:p>
+    <w:p>
+      <w:pPr>
+        <w:rPr>
+          <w:rFonts w:cs="Times New Roman"/>
+        </w:rPr>
+      </w:pPr>
+    </w:p>
+    <w:p>
+      <w:pPr>
+        <w:jc w:val="center"/>
+        <w:rPr>
+          <w:rFonts w:cs="Times New Roman"/>
+        </w:rPr>
+      </w:pPr>
     </w:p>
     <w:sectPr>
-      <w:headerReference w:type="even" r:id="rId11"/>
-      <w:headerReference w:type="default" r:id="rId12"/>
-      <w:footerReference w:type="even" r:id="rId13"/>
-      <w:footerReference w:type="default" r:id="rId14"/>
-      <w:headerReference w:type="first" r:id="rId15"/>
-      <w:footerReference w:type="first" r:id="rId16"/>
-      <w:pgSz w:w="11901" w:h="16817"/>
-      <w:pgMar w:top="720" w:right="720" w:bottom="799" w:left="720" w:header="709" w:footer="153" w:gutter="0"/>
+      <w:pgSz w:w="16817" w:h="11901" w:orient="landscape"/>
+      <w:pgMar w:top="720" w:right="799" w:bottom="720" w:left="720" w:header="709" w:footer="153" w:gutter="0"/>
       <w:pgNumType w:start="1"/>
-      <w:cols w:space="720"/>
+      <w:cols w:num="2" w:space="720"/>
       <w:docGrid w:linePitch="245"/>
     </w:sectPr>
   </w:body>
@@ -9641,28 +8531,28 @@
 </file>
 
 <file path=customXml/item1.xml><?xml version="1.0" encoding="utf-8"?>
-<b:Sources xmlns:b="http://schemas.openxmlformats.org/officeDocument/2006/bibliography" xmlns="http://schemas.openxmlformats.org/officeDocument/2006/bibliography" SelectedStyle="/APASixthEditionOfficeOnline.xsl" StyleName="APA" Version="6"/>
-</file>
-
-<file path=customXml/item2.xml><?xml version="1.0" encoding="utf-8"?>
 <go:gDocsCustomXmlDataStorage xmlns:go="http://customooxmlschemas.google.com/" xmlns:r="http://schemas.openxmlformats.org/officeDocument/2006/relationships" uri="GoogleDocsCustomDataVersion2">
   <go:docsCustomData xmlns:go="http://customooxmlschemas.google.com/" roundtripDataSignature="AMtx7mjzNfcaC6nBL+WS6dpuwGPbrJygyw==">CgMxLjA4AHIhMVJmazlza3RvSFY3ZDM4eGZOOTNSMXpvY2U0eVl1UkN3</go:docsCustomData>
 </go:gDocsCustomXmlDataStorage>
 </file>
 
-<file path=customXml/itemProps1.xml><?xml version="1.0" encoding="utf-8"?>
-<ds:datastoreItem xmlns:ds="http://schemas.openxmlformats.org/officeDocument/2006/customXml" ds:itemID="{80C2B4D1-EF54-0A4C-993D-9DC06046D359}">
-  <ds:schemaRefs>
-    <ds:schemaRef ds:uri="http://schemas.openxmlformats.org/officeDocument/2006/bibliography"/>
-  </ds:schemaRefs>
-</ds:datastoreItem>
+<file path=customXml/item2.xml><?xml version="1.0" encoding="utf-8"?>
+<b:Sources xmlns:b="http://schemas.openxmlformats.org/officeDocument/2006/bibliography" xmlns="http://schemas.openxmlformats.org/officeDocument/2006/bibliography" SelectedStyle="/APASixthEditionOfficeOnline.xsl" StyleName="APA" Version="6"/>
 </file>
 
-<file path=customXml/itemProps2.xml><?xml version="1.0" encoding="utf-8"?>
+<file path=customXml/itemProps1.xml><?xml version="1.0" encoding="utf-8"?>
 <ds:datastoreItem xmlns:ds="http://schemas.openxmlformats.org/officeDocument/2006/customXml" ds:itemID="{11111111-1234-1234-1234-123412341234}">
   <ds:schemaRefs>
     <ds:schemaRef ds:uri="http://customooxmlschemas.google.com/"/>
     <ds:schemaRef ds:uri="http://schemas.openxmlformats.org/officeDocument/2006/relationships"/>
   </ds:schemaRefs>
 </ds:datastoreItem>
+</file>
+
+<file path=customXml/itemProps2.xml><?xml version="1.0" encoding="utf-8"?>
+<ds:datastoreItem xmlns:ds="http://schemas.openxmlformats.org/officeDocument/2006/customXml" ds:itemID="{80C2B4D1-EF54-0A4C-993D-9DC06046D359}">
+  <ds:schemaRefs>
+    <ds:schemaRef ds:uri="http://schemas.openxmlformats.org/officeDocument/2006/bibliography"/>
+  </ds:schemaRefs>
+</ds:datastoreItem>
 </file>